--- a/_manuscript/index.docx
+++ b/_manuscript/index.docx
@@ -168,7 +168,7 @@
           <w:rPr>
             <w:rStyle w:val="Hyperlink"/>
           </w:rPr>
-          <w:t xml:space="preserve">Cramer et al. 2023</w:t>
+          <w:t xml:space="preserve">Autoren 2023a</w:t>
         </w:r>
       </w:hyperlink>
       <w:r>
@@ -293,7 +293,7 @@
           <w:rPr>
             <w:rStyle w:val="Hyperlink"/>
           </w:rPr>
-          <w:t xml:space="preserve">Cramer et al. 2023</w:t>
+          <w:t xml:space="preserve">Autoren 2023a</w:t>
         </w:r>
       </w:hyperlink>
       <w:r>
@@ -328,6 +328,20 @@
       <w:r>
         <w:t xml:space="preserve">(</w:t>
       </w:r>
+      <w:hyperlink w:anchor="ref-merk2020">
+        <w:r>
+          <w:rPr>
+            <w:rStyle w:val="Hyperlink"/>
+          </w:rPr>
+          <w:t xml:space="preserve">Autoren 2020</w:t>
+        </w:r>
+      </w:hyperlink>
+      <w:r>
+        <w:t xml:space="preserve">;</w:t>
+      </w:r>
+      <w:r>
+        <w:t xml:space="preserve"> </w:t>
+      </w:r>
       <w:hyperlink w:anchor="ref-fives2012">
         <w:r>
           <w:rPr>
@@ -337,20 +351,6 @@
         </w:r>
       </w:hyperlink>
       <w:r>
-        <w:t xml:space="preserve">;</w:t>
-      </w:r>
-      <w:r>
-        <w:t xml:space="preserve"> </w:t>
-      </w:r>
-      <w:hyperlink w:anchor="ref-merk2020">
-        <w:r>
-          <w:rPr>
-            <w:rStyle w:val="Hyperlink"/>
-          </w:rPr>
-          <w:t xml:space="preserve">S. Merk 2020</w:t>
-        </w:r>
-      </w:hyperlink>
-      <w:r>
         <w:t xml:space="preserve">)</w:t>
       </w:r>
       <w:r>
@@ -370,7 +370,7 @@
           <w:rPr>
             <w:rStyle w:val="Hyperlink"/>
           </w:rPr>
-          <w:t xml:space="preserve">Cramer et al. 2023</w:t>
+          <w:t xml:space="preserve">Autoren 2023a</w:t>
         </w:r>
       </w:hyperlink>
       <w:r>
@@ -413,7 +413,7 @@
           <w:rPr>
             <w:rStyle w:val="Hyperlink"/>
           </w:rPr>
-          <w:t xml:space="preserve">Cramer et al. 2023</w:t>
+          <w:t xml:space="preserve">Autoren 2023a</w:t>
         </w:r>
       </w:hyperlink>
       <w:r>
@@ -433,7 +433,7 @@
           <w:rPr>
             <w:rStyle w:val="Hyperlink"/>
           </w:rPr>
-          <w:t xml:space="preserve">S. Merk und Schmidt 2023</w:t>
+          <w:t xml:space="preserve">Autoren 2023b</w:t>
         </w:r>
       </w:hyperlink>
       <w:r>
@@ -456,7 +456,7 @@
           <w:rPr>
             <w:rStyle w:val="Hyperlink"/>
           </w:rPr>
-          <w:t xml:space="preserve">2023</w:t>
+          <w:t xml:space="preserve">2023a</w:t>
         </w:r>
       </w:hyperlink>
       <w:r>
@@ -907,7 +907,7 @@
           <w:rPr>
             <w:rStyle w:val="Hyperlink"/>
           </w:rPr>
-          <w:t xml:space="preserve">Cramer et al. 2023</w:t>
+          <w:t xml:space="preserve">Autoren 2023a</w:t>
         </w:r>
       </w:hyperlink>
       <w:r>
@@ -927,7 +927,7 @@
           <w:rPr>
             <w:rStyle w:val="Hyperlink"/>
           </w:rPr>
-          <w:t xml:space="preserve">Cramer 2023</w:t>
+          <w:t xml:space="preserve">Autoren 2023c</w:t>
         </w:r>
       </w:hyperlink>
       <w:r>
@@ -1037,7 +1037,7 @@
           <w:rPr>
             <w:rStyle w:val="Hyperlink"/>
           </w:rPr>
-          <w:t xml:space="preserve">S. Merk 2020</w:t>
+          <w:t xml:space="preserve">Autoren 2020</w:t>
         </w:r>
       </w:hyperlink>
       <w:r>
@@ -1196,7 +1196,7 @@
           <w:rPr>
             <w:rStyle w:val="Hyperlink"/>
           </w:rPr>
-          <w:t xml:space="preserve">Cramer et al. 2023</w:t>
+          <w:t xml:space="preserve">Autoren 2023a</w:t>
         </w:r>
       </w:hyperlink>
       <w:r>
@@ -1250,7 +1250,7 @@
           <w:rPr>
             <w:rStyle w:val="Hyperlink"/>
           </w:rPr>
-          <w:t xml:space="preserve">S. Merk et al. 2017</w:t>
+          <w:t xml:space="preserve">Autoren 2017</w:t>
         </w:r>
       </w:hyperlink>
       <w:r>
@@ -1384,7 +1384,7 @@
           <w:rPr>
             <w:rStyle w:val="Hyperlink"/>
           </w:rPr>
-          <w:t xml:space="preserve">2023</w:t>
+          <w:t xml:space="preserve">2023a</w:t>
         </w:r>
       </w:hyperlink>
       <w:r>
@@ -1465,7 +1465,7 @@
           <w:rPr>
             <w:rStyle w:val="Hyperlink"/>
           </w:rPr>
-          <w:t xml:space="preserve">2023</w:t>
+          <w:t xml:space="preserve">2023a</w:t>
         </w:r>
       </w:hyperlink>
       <w:r>
@@ -1488,7 +1488,7 @@
           <w:rPr>
             <w:rStyle w:val="Hyperlink"/>
           </w:rPr>
-          <w:t xml:space="preserve">2023</w:t>
+          <w:t xml:space="preserve">2023a</w:t>
         </w:r>
       </w:hyperlink>
       <w:r>
@@ -1511,7 +1511,7 @@
           <w:rPr>
             <w:rStyle w:val="Hyperlink"/>
           </w:rPr>
-          <w:t xml:space="preserve">S. Merk und Schmidt 2023</w:t>
+          <w:t xml:space="preserve">Autoren 2023b</w:t>
         </w:r>
       </w:hyperlink>
       <w:r>
@@ -1531,7 +1531,7 @@
           <w:rPr>
             <w:rStyle w:val="Hyperlink"/>
           </w:rPr>
-          <w:t xml:space="preserve">2023</w:t>
+          <w:t xml:space="preserve">2023a</w:t>
         </w:r>
       </w:hyperlink>
       <w:r>
@@ -1554,7 +1554,7 @@
           <w:rPr>
             <w:rStyle w:val="Hyperlink"/>
           </w:rPr>
-          <w:t xml:space="preserve">2023</w:t>
+          <w:t xml:space="preserve">2023a</w:t>
         </w:r>
       </w:hyperlink>
       <w:r>
@@ -1623,7 +1623,7 @@
           <w:rPr>
             <w:rStyle w:val="Hyperlink"/>
           </w:rPr>
-          <w:t xml:space="preserve">2023</w:t>
+          <w:t xml:space="preserve">2023a</w:t>
         </w:r>
       </w:hyperlink>
       <w:r>
@@ -1646,7 +1646,7 @@
           <w:rPr>
             <w:rStyle w:val="Hyperlink"/>
           </w:rPr>
-          <w:t xml:space="preserve">2023</w:t>
+          <w:t xml:space="preserve">2023a</w:t>
         </w:r>
       </w:hyperlink>
       <w:r>
@@ -1695,7 +1695,7 @@
           <w:rPr>
             <w:rStyle w:val="Hyperlink"/>
           </w:rPr>
-          <w:t xml:space="preserve">2023</w:t>
+          <w:t xml:space="preserve">2023a</w:t>
         </w:r>
       </w:hyperlink>
       <w:r>
@@ -1896,7 +1896,7 @@
           <w:rPr>
             <w:rStyle w:val="Hyperlink"/>
           </w:rPr>
-          <w:t xml:space="preserve">2023</w:t>
+          <w:t xml:space="preserve">2023a</w:t>
         </w:r>
       </w:hyperlink>
       <w:r>
@@ -2108,7 +2108,7 @@
           <w:rPr>
             <w:rStyle w:val="Hyperlink"/>
           </w:rPr>
-          <w:t xml:space="preserve">2023</w:t>
+          <w:t xml:space="preserve">2023a</w:t>
         </w:r>
       </w:hyperlink>
       <w:r>
@@ -2295,7 +2295,7 @@
           <w:rPr>
             <w:rStyle w:val="Hyperlink"/>
           </w:rPr>
-          <w:t xml:space="preserve">2023</w:t>
+          <w:t xml:space="preserve">2023a</w:t>
         </w:r>
       </w:hyperlink>
       <w:r>
@@ -2509,7 +2509,7 @@
           <w:rPr>
             <w:rStyle w:val="Hyperlink"/>
           </w:rPr>
-          <w:t xml:space="preserve">2023</w:t>
+          <w:t xml:space="preserve">2023a</w:t>
         </w:r>
       </w:hyperlink>
       <w:r>
@@ -2692,7 +2692,7 @@
           <w:rPr>
             <w:rStyle w:val="Hyperlink"/>
           </w:rPr>
-          <w:t xml:space="preserve">2023</w:t>
+          <w:t xml:space="preserve">2023a</w:t>
         </w:r>
       </w:hyperlink>
       <w:r>
@@ -2764,7 +2764,7 @@
           <w:rPr>
             <w:rStyle w:val="Hyperlink"/>
           </w:rPr>
-          <w:t xml:space="preserve">2023</w:t>
+          <w:t xml:space="preserve">2023a</w:t>
         </w:r>
       </w:hyperlink>
       <w:r>
@@ -2787,7 +2787,7 @@
           <w:rPr>
             <w:rStyle w:val="Hyperlink"/>
           </w:rPr>
-          <w:t xml:space="preserve">2023</w:t>
+          <w:t xml:space="preserve">2023a</w:t>
         </w:r>
       </w:hyperlink>
       <w:r>
@@ -2860,7 +2860,7 @@
           <w:rPr>
             <w:rStyle w:val="Hyperlink"/>
           </w:rPr>
-          <w:t xml:space="preserve">2023</w:t>
+          <w:t xml:space="preserve">2023a</w:t>
         </w:r>
       </w:hyperlink>
       <w:r>
@@ -2915,7 +2915,7 @@
           <w:rPr>
             <w:rStyle w:val="Hyperlink"/>
           </w:rPr>
-          <w:t xml:space="preserve">Cramer et al. 2024</w:t>
+          <w:t xml:space="preserve">Autoren 2024</w:t>
         </w:r>
       </w:hyperlink>
       <w:r>
@@ -3010,7 +3010,7 @@
           <w:rPr>
             <w:rStyle w:val="Hyperlink"/>
           </w:rPr>
-          <w:t xml:space="preserve">Bohrer et al. in Druck</w:t>
+          <w:t xml:space="preserve">Autoren in Druck</w:t>
         </w:r>
       </w:hyperlink>
       <w:r>
@@ -5490,12 +5490,590 @@
       </w:r>
     </w:p>
     <w:bookmarkStart w:id="166" w:name="refs"/>
-    <w:bookmarkStart w:id="62" w:name="ref-bauer2000"/>
+    <w:bookmarkStart w:id="62" w:name="ref-merk2017"/>
     <w:p>
       <w:pPr>
         <w:pStyle w:val="Bibliography"/>
       </w:pPr>
       <w:r>
+        <w:t xml:space="preserve">Autoren. (2017). Teacher students</w:t>
+      </w:r>
+      <w:r>
+        <w:t xml:space="preserve">’</w:t>
+      </w:r>
+      <w:r>
+        <w:t xml:space="preserve"> </w:t>
+      </w:r>
+      <w:r>
+        <w:t xml:space="preserve">epistemic beliefs about general pedagogical knowledge: Topic-, source- and context specificity.</w:t>
+      </w:r>
+      <w:r>
+        <w:t xml:space="preserve"> </w:t>
+      </w:r>
+      <w:r>
+        <w:rPr>
+          <w:i/>
+          <w:iCs/>
+        </w:rPr>
+        <w:t xml:space="preserve">Journal for Educational Research Online</w:t>
+      </w:r>
+      <w:r>
+        <w:t xml:space="preserve">,</w:t>
+      </w:r>
+      <w:r>
+        <w:t xml:space="preserve"> </w:t>
+      </w:r>
+      <w:r>
+        <w:rPr>
+          <w:i/>
+          <w:iCs/>
+        </w:rPr>
+        <w:t xml:space="preserve">9</w:t>
+      </w:r>
+      <w:r>
+        <w:t xml:space="preserve">(1), 169–189.</w:t>
+      </w:r>
+    </w:p>
+    <w:bookmarkEnd w:id="62"/>
+    <w:bookmarkStart w:id="64" w:name="ref-cramer2019"/>
+    <w:p>
+      <w:pPr>
+        <w:pStyle w:val="Bibliography"/>
+      </w:pPr>
+      <w:r>
+        <w:t xml:space="preserve">Autoren. (2019).</w:t>
+      </w:r>
+      <w:r>
+        <w:t xml:space="preserve"> </w:t>
+      </w:r>
+      <w:r>
+        <w:t xml:space="preserve">Meta-Reflexivit</w:t>
+      </w:r>
+      <w:r>
+        <w:t xml:space="preserve">ä</w:t>
+      </w:r>
+      <w:r>
+        <w:t xml:space="preserve">t und Professionalit</w:t>
+      </w:r>
+      <w:r>
+        <w:t xml:space="preserve">ä</w:t>
+      </w:r>
+      <w:r>
+        <w:t xml:space="preserve">t im Lehrerinnen- und Lehrerberuf</w:t>
+      </w:r>
+      <w:r>
+        <w:t xml:space="preserve">.</w:t>
+      </w:r>
+      <w:r>
+        <w:t xml:space="preserve"> </w:t>
+      </w:r>
+      <w:r>
+        <w:rPr>
+          <w:i/>
+          <w:iCs/>
+        </w:rPr>
+        <w:t xml:space="preserve">Zeitschrift f</w:t>
+      </w:r>
+      <w:r>
+        <w:rPr>
+          <w:i/>
+          <w:iCs/>
+        </w:rPr>
+        <w:t xml:space="preserve">ü</w:t>
+      </w:r>
+      <w:r>
+        <w:rPr>
+          <w:i/>
+          <w:iCs/>
+        </w:rPr>
+        <w:t xml:space="preserve">r P</w:t>
+      </w:r>
+      <w:r>
+        <w:rPr>
+          <w:i/>
+          <w:iCs/>
+        </w:rPr>
+        <w:t xml:space="preserve">ä</w:t>
+      </w:r>
+      <w:r>
+        <w:rPr>
+          <w:i/>
+          <w:iCs/>
+        </w:rPr>
+        <w:t xml:space="preserve">dagogik</w:t>
+      </w:r>
+      <w:r>
+        <w:t xml:space="preserve">,</w:t>
+      </w:r>
+      <w:r>
+        <w:t xml:space="preserve"> </w:t>
+      </w:r>
+      <w:r>
+        <w:rPr>
+          <w:i/>
+          <w:iCs/>
+        </w:rPr>
+        <w:t xml:space="preserve">65</w:t>
+      </w:r>
+      <w:r>
+        <w:t xml:space="preserve">(3), 401–423.</w:t>
+      </w:r>
+      <w:r>
+        <w:t xml:space="preserve"> </w:t>
+      </w:r>
+      <w:hyperlink r:id="rId63">
+        <w:r>
+          <w:rPr>
+            <w:rStyle w:val="Hyperlink"/>
+          </w:rPr>
+          <w:t xml:space="preserve">https://doi.org/10.25656/01:23949.</w:t>
+        </w:r>
+      </w:hyperlink>
+    </w:p>
+    <w:bookmarkEnd w:id="64"/>
+    <w:bookmarkStart w:id="66" w:name="ref-merk2020"/>
+    <w:p>
+      <w:pPr>
+        <w:pStyle w:val="Bibliography"/>
+      </w:pPr>
+      <w:r>
+        <w:t xml:space="preserve">Autoren. (2020).</w:t>
+      </w:r>
+      <w:r>
+        <w:t xml:space="preserve"> </w:t>
+      </w:r>
+      <w:r>
+        <w:t xml:space="preserve">Ü</w:t>
+      </w:r>
+      <w:r>
+        <w:t xml:space="preserve">berzeugungen</w:t>
+      </w:r>
+      <w:r>
+        <w:t xml:space="preserve">. In C. Cramer, J. König, M. Rothland, &amp; S. Blömeke (Hrsg.),</w:t>
+      </w:r>
+      <w:r>
+        <w:t xml:space="preserve"> </w:t>
+      </w:r>
+      <w:r>
+        <w:rPr>
+          <w:i/>
+          <w:iCs/>
+        </w:rPr>
+        <w:t xml:space="preserve">Handbuch Lehrerinnen- und Lehrerbildung</w:t>
+      </w:r>
+      <w:r>
+        <w:t xml:space="preserve">. Klinkhardt.</w:t>
+      </w:r>
+      <w:r>
+        <w:t xml:space="preserve"> </w:t>
+      </w:r>
+      <w:hyperlink r:id="rId65">
+        <w:r>
+          <w:rPr>
+            <w:rStyle w:val="Hyperlink"/>
+          </w:rPr>
+          <w:t xml:space="preserve">https://doi.org/10.35468/hblb2020-102</w:t>
+        </w:r>
+      </w:hyperlink>
+    </w:p>
+    <w:bookmarkEnd w:id="66"/>
+    <w:bookmarkStart w:id="67" w:name="ref-cramer2023"/>
+    <w:p>
+      <w:pPr>
+        <w:pStyle w:val="Bibliography"/>
+      </w:pPr>
+      <w:r>
+        <w:t xml:space="preserve">Autoren. (2023a).</w:t>
+      </w:r>
+      <w:r>
+        <w:t xml:space="preserve"> </w:t>
+      </w:r>
+      <w:r>
+        <w:t xml:space="preserve">Professionalit</w:t>
+      </w:r>
+      <w:r>
+        <w:t xml:space="preserve">ä</w:t>
+      </w:r>
+      <w:r>
+        <w:t xml:space="preserve">t im Lehrerinnen- und Lehrerberuf. Zur Inkoh</w:t>
+      </w:r>
+      <w:r>
+        <w:t xml:space="preserve">ä</w:t>
+      </w:r>
+      <w:r>
+        <w:t xml:space="preserve">renz von Professionstheorie und</w:t>
+      </w:r>
+      <w:r>
+        <w:t xml:space="preserve"> </w:t>
+      </w:r>
+      <w:r>
+        <w:t xml:space="preserve">Ü</w:t>
+      </w:r>
+      <w:r>
+        <w:t xml:space="preserve">berzeugungen von Lehrpersonen.</w:t>
+      </w:r>
+      <w:r>
+        <w:t xml:space="preserve"> </w:t>
+      </w:r>
+      <w:r>
+        <w:rPr>
+          <w:i/>
+          <w:iCs/>
+        </w:rPr>
+        <w:t xml:space="preserve">Zeitschrift f</w:t>
+      </w:r>
+      <w:r>
+        <w:rPr>
+          <w:i/>
+          <w:iCs/>
+        </w:rPr>
+        <w:t xml:space="preserve">ü</w:t>
+      </w:r>
+      <w:r>
+        <w:rPr>
+          <w:i/>
+          <w:iCs/>
+        </w:rPr>
+        <w:t xml:space="preserve">r P</w:t>
+      </w:r>
+      <w:r>
+        <w:rPr>
+          <w:i/>
+          <w:iCs/>
+        </w:rPr>
+        <w:t xml:space="preserve">ä</w:t>
+      </w:r>
+      <w:r>
+        <w:rPr>
+          <w:i/>
+          <w:iCs/>
+        </w:rPr>
+        <w:t xml:space="preserve">dagogik</w:t>
+      </w:r>
+      <w:r>
+        <w:t xml:space="preserve">,</w:t>
+      </w:r>
+      <w:r>
+        <w:t xml:space="preserve"> </w:t>
+      </w:r>
+      <w:r>
+        <w:rPr>
+          <w:i/>
+          <w:iCs/>
+        </w:rPr>
+        <w:t xml:space="preserve">69</w:t>
+      </w:r>
+      <w:r>
+        <w:t xml:space="preserve">(1), 67–87.</w:t>
+      </w:r>
+    </w:p>
+    <w:bookmarkEnd w:id="67"/>
+    <w:bookmarkStart w:id="69" w:name="ref-merk2023"/>
+    <w:p>
+      <w:pPr>
+        <w:pStyle w:val="Bibliography"/>
+      </w:pPr>
+      <w:r>
+        <w:t xml:space="preserve">Autoren. (2023b).</w:t>
+      </w:r>
+      <w:r>
+        <w:t xml:space="preserve"> </w:t>
+      </w:r>
+      <w:r>
+        <w:t xml:space="preserve">Grundlegende Fragen an eine quantitativ-empirische Erfassung von Meta-Reflexivit</w:t>
+      </w:r>
+      <w:r>
+        <w:t xml:space="preserve">ä</w:t>
+      </w:r>
+      <w:r>
+        <w:t xml:space="preserve">t</w:t>
+      </w:r>
+      <w:r>
+        <w:t xml:space="preserve">. In C. Cramer (Hrsg.),</w:t>
+      </w:r>
+      <w:r>
+        <w:t xml:space="preserve"> </w:t>
+      </w:r>
+      <w:r>
+        <w:rPr>
+          <w:i/>
+          <w:iCs/>
+        </w:rPr>
+        <w:t xml:space="preserve">Meta-Reflexivit</w:t>
+      </w:r>
+      <w:r>
+        <w:rPr>
+          <w:i/>
+          <w:iCs/>
+        </w:rPr>
+        <w:t xml:space="preserve">ä</w:t>
+      </w:r>
+      <w:r>
+        <w:rPr>
+          <w:i/>
+          <w:iCs/>
+        </w:rPr>
+        <w:t xml:space="preserve">t und Professionalit</w:t>
+      </w:r>
+      <w:r>
+        <w:rPr>
+          <w:i/>
+          <w:iCs/>
+        </w:rPr>
+        <w:t xml:space="preserve">ä</w:t>
+      </w:r>
+      <w:r>
+        <w:rPr>
+          <w:i/>
+          <w:iCs/>
+        </w:rPr>
+        <w:t xml:space="preserve">t von Lehrpersonen. Theorieentwicklung und Forschungsperspektiven</w:t>
+      </w:r>
+      <w:r>
+        <w:t xml:space="preserve"> </w:t>
+      </w:r>
+      <w:r>
+        <w:t xml:space="preserve">(S. 143–154). Waxmann.</w:t>
+      </w:r>
+      <w:r>
+        <w:t xml:space="preserve"> </w:t>
+      </w:r>
+      <w:hyperlink r:id="rId68">
+        <w:r>
+          <w:rPr>
+            <w:rStyle w:val="Hyperlink"/>
+          </w:rPr>
+          <w:t xml:space="preserve">https://doi.org/10.31244/9783830998068</w:t>
+        </w:r>
+      </w:hyperlink>
+    </w:p>
+    <w:bookmarkEnd w:id="69"/>
+    <w:bookmarkStart w:id="71" w:name="ref-cramer2023c"/>
+    <w:p>
+      <w:pPr>
+        <w:pStyle w:val="Bibliography"/>
+      </w:pPr>
+      <w:r>
+        <w:t xml:space="preserve">Autoren. (2023c).</w:t>
+      </w:r>
+      <w:r>
+        <w:t xml:space="preserve"> </w:t>
+      </w:r>
+      <w:r>
+        <w:t xml:space="preserve">Meta-Reflexivit</w:t>
+      </w:r>
+      <w:r>
+        <w:t xml:space="preserve">ä</w:t>
+      </w:r>
+      <w:r>
+        <w:t xml:space="preserve">t in der Diskussion. Erweiterung der Theorie und empirische Perspektiven</w:t>
+      </w:r>
+      <w:r>
+        <w:t xml:space="preserve">. In C. Cramer (Hrsg.),</w:t>
+      </w:r>
+      <w:r>
+        <w:t xml:space="preserve"> </w:t>
+      </w:r>
+      <w:r>
+        <w:rPr>
+          <w:i/>
+          <w:iCs/>
+        </w:rPr>
+        <w:t xml:space="preserve">Meta-Reflexivit</w:t>
+      </w:r>
+      <w:r>
+        <w:rPr>
+          <w:i/>
+          <w:iCs/>
+        </w:rPr>
+        <w:t xml:space="preserve">ä</w:t>
+      </w:r>
+      <w:r>
+        <w:rPr>
+          <w:i/>
+          <w:iCs/>
+        </w:rPr>
+        <w:t xml:space="preserve">t und Professionalit</w:t>
+      </w:r>
+      <w:r>
+        <w:rPr>
+          <w:i/>
+          <w:iCs/>
+        </w:rPr>
+        <w:t xml:space="preserve">ä</w:t>
+      </w:r>
+      <w:r>
+        <w:rPr>
+          <w:i/>
+          <w:iCs/>
+        </w:rPr>
+        <w:t xml:space="preserve">t von Lehrpersonen. Theorieentwicklung und Forschungsperspektiven</w:t>
+      </w:r>
+      <w:r>
+        <w:t xml:space="preserve"> </w:t>
+      </w:r>
+      <w:r>
+        <w:t xml:space="preserve">(S. 9–48). Waxmann.</w:t>
+      </w:r>
+      <w:r>
+        <w:t xml:space="preserve"> </w:t>
+      </w:r>
+      <w:hyperlink r:id="rId70">
+        <w:r>
+          <w:rPr>
+            <w:rStyle w:val="Hyperlink"/>
+          </w:rPr>
+          <w:t xml:space="preserve">https://doi.org/10.31244/9783830998068.01</w:t>
+        </w:r>
+      </w:hyperlink>
+    </w:p>
+    <w:bookmarkEnd w:id="71"/>
+    <w:bookmarkStart w:id="73" w:name="ref-cramer2024"/>
+    <w:p>
+      <w:pPr>
+        <w:pStyle w:val="Bibliography"/>
+      </w:pPr>
+      <w:r>
+        <w:t xml:space="preserve">Autoren. (2024).</w:t>
+      </w:r>
+      <w:r>
+        <w:t xml:space="preserve"> </w:t>
+      </w:r>
+      <w:r>
+        <w:t xml:space="preserve">Zur Relevanz der Dom</w:t>
+      </w:r>
+      <w:r>
+        <w:t xml:space="preserve">ä</w:t>
+      </w:r>
+      <w:r>
+        <w:t xml:space="preserve">ne f</w:t>
+      </w:r>
+      <w:r>
+        <w:t xml:space="preserve">ü</w:t>
+      </w:r>
+      <w:r>
+        <w:t xml:space="preserve">r die Professionalit</w:t>
+      </w:r>
+      <w:r>
+        <w:t xml:space="preserve">ä</w:t>
+      </w:r>
+      <w:r>
+        <w:t xml:space="preserve">t von Lehrpersonen. Ein Beitrag zu Koh</w:t>
+      </w:r>
+      <w:r>
+        <w:t xml:space="preserve">ä</w:t>
+      </w:r>
+      <w:r>
+        <w:t xml:space="preserve">renz, Professionstheorie und allgemeiner Fachdidaktik</w:t>
+      </w:r>
+      <w:r>
+        <w:t xml:space="preserve">.</w:t>
+      </w:r>
+      <w:r>
+        <w:t xml:space="preserve"> </w:t>
+      </w:r>
+      <w:r>
+        <w:rPr>
+          <w:i/>
+          <w:iCs/>
+        </w:rPr>
+        <w:t xml:space="preserve">Zeitschrift f</w:t>
+      </w:r>
+      <w:r>
+        <w:rPr>
+          <w:i/>
+          <w:iCs/>
+        </w:rPr>
+        <w:t xml:space="preserve">ü</w:t>
+      </w:r>
+      <w:r>
+        <w:rPr>
+          <w:i/>
+          <w:iCs/>
+        </w:rPr>
+        <w:t xml:space="preserve">r P</w:t>
+      </w:r>
+      <w:r>
+        <w:rPr>
+          <w:i/>
+          <w:iCs/>
+        </w:rPr>
+        <w:t xml:space="preserve">ä</w:t>
+      </w:r>
+      <w:r>
+        <w:rPr>
+          <w:i/>
+          <w:iCs/>
+        </w:rPr>
+        <w:t xml:space="preserve">dagogik</w:t>
+      </w:r>
+      <w:r>
+        <w:t xml:space="preserve">,</w:t>
+      </w:r>
+      <w:r>
+        <w:t xml:space="preserve"> </w:t>
+      </w:r>
+      <w:r>
+        <w:rPr>
+          <w:i/>
+          <w:iCs/>
+        </w:rPr>
+        <w:t xml:space="preserve">70</w:t>
+      </w:r>
+      <w:r>
+        <w:t xml:space="preserve">(3), 366–386.</w:t>
+      </w:r>
+      <w:r>
+        <w:t xml:space="preserve"> </w:t>
+      </w:r>
+      <w:hyperlink r:id="rId72">
+        <w:r>
+          <w:rPr>
+            <w:rStyle w:val="Hyperlink"/>
+          </w:rPr>
+          <w:t xml:space="preserve">https://doi.org/10.3262/ZP0000016</w:t>
+        </w:r>
+      </w:hyperlink>
+    </w:p>
+    <w:bookmarkEnd w:id="73"/>
+    <w:bookmarkStart w:id="74" w:name="ref-bohrer2025"/>
+    <w:p>
+      <w:pPr>
+        <w:pStyle w:val="Bibliography"/>
+      </w:pPr>
+      <w:r>
+        <w:t xml:space="preserve">Autoren. (in Druck).</w:t>
+      </w:r>
+      <w:r>
+        <w:t xml:space="preserve"> </w:t>
+      </w:r>
+      <w:r>
+        <w:t xml:space="preserve">Zwei Studien, ein Ergebnis: Lehramtsstudierende unterliegen im Umgang mit Evidenz dem Ankereffekt</w:t>
+      </w:r>
+      <w:r>
+        <w:t xml:space="preserve">.</w:t>
+      </w:r>
+      <w:r>
+        <w:t xml:space="preserve"> </w:t>
+      </w:r>
+      <w:r>
+        <w:rPr>
+          <w:i/>
+          <w:iCs/>
+        </w:rPr>
+        <w:t xml:space="preserve">Zeitschrift für Erziehungswissenschaft</w:t>
+      </w:r>
+      <w:r>
+        <w:t xml:space="preserve">.</w:t>
+      </w:r>
+    </w:p>
+    <w:bookmarkEnd w:id="74"/>
+    <w:bookmarkStart w:id="75" w:name="ref-bauer2000"/>
+    <w:p>
+      <w:pPr>
+        <w:pStyle w:val="Bibliography"/>
+      </w:pPr>
+      <w:r>
         <w:t xml:space="preserve">Bauer, K.-O. (2000). P</w:t>
       </w:r>
       <w:r>
@@ -5576,8 +6154,8 @@
         <w:t xml:space="preserve">(S. 25–44).</w:t>
       </w:r>
     </w:p>
-    <w:bookmarkEnd w:id="62"/>
-    <w:bookmarkStart w:id="64" w:name="ref-baumert2006"/>
+    <w:bookmarkEnd w:id="75"/>
+    <w:bookmarkStart w:id="77" w:name="ref-baumert2006"/>
     <w:p>
       <w:pPr>
         <w:pStyle w:val="Bibliography"/>
@@ -5614,7 +6192,7 @@
       <w:r>
         <w:t xml:space="preserve"> </w:t>
       </w:r>
-      <w:hyperlink r:id="rId63">
+      <w:hyperlink r:id="rId76">
         <w:r>
           <w:rPr>
             <w:rStyle w:val="Hyperlink"/>
@@ -5623,8 +6201,8 @@
         </w:r>
       </w:hyperlink>
     </w:p>
-    <w:bookmarkEnd w:id="64"/>
-    <w:bookmarkStart w:id="66" w:name="ref-Bell2011"/>
+    <w:bookmarkEnd w:id="77"/>
+    <w:bookmarkStart w:id="79" w:name="ref-Bell2011"/>
     <w:p>
       <w:pPr>
         <w:pStyle w:val="Bibliography"/>
@@ -5665,7 +6243,7 @@
       <w:r>
         <w:t xml:space="preserve"> </w:t>
       </w:r>
-      <w:hyperlink r:id="rId65">
+      <w:hyperlink r:id="rId78">
         <w:r>
           <w:rPr>
             <w:rStyle w:val="Hyperlink"/>
@@ -5674,8 +6252,8 @@
         </w:r>
       </w:hyperlink>
     </w:p>
-    <w:bookmarkEnd w:id="66"/>
-    <w:bookmarkStart w:id="68" w:name="ref-bittermann2024"/>
+    <w:bookmarkEnd w:id="79"/>
+    <w:bookmarkStart w:id="81" w:name="ref-bittermann2024"/>
     <w:p>
       <w:pPr>
         <w:pStyle w:val="Bibliography"/>
@@ -5712,7 +6290,7 @@
       <w:r>
         <w:t xml:space="preserve"> </w:t>
       </w:r>
-      <w:hyperlink r:id="rId67">
+      <w:hyperlink r:id="rId80">
         <w:r>
           <w:rPr>
             <w:rStyle w:val="Hyperlink"/>
@@ -5721,8 +6299,8 @@
         </w:r>
       </w:hyperlink>
     </w:p>
-    <w:bookmarkEnd w:id="68"/>
-    <w:bookmarkStart w:id="69" w:name="ref-blomeke2008"/>
+    <w:bookmarkEnd w:id="81"/>
+    <w:bookmarkStart w:id="82" w:name="ref-blomeke2008"/>
     <w:p>
       <w:pPr>
         <w:pStyle w:val="Bibliography"/>
@@ -6030,20 +6608,753 @@
         <w:t xml:space="preserve">(S. 219–246). Waxmann.</w:t>
       </w:r>
     </w:p>
-    <w:bookmarkEnd w:id="69"/>
-    <w:bookmarkStart w:id="70" w:name="ref-bohrer2025"/>
+    <w:bookmarkEnd w:id="82"/>
+    <w:bookmarkStart w:id="84" w:name="ref-bollen2017"/>
     <w:p>
       <w:pPr>
         <w:pStyle w:val="Bibliography"/>
       </w:pPr>
       <w:r>
-        <w:t xml:space="preserve">Bohrer, K., Schmidt, K., &amp; Merk, S. (in Druck).</w:t>
-      </w:r>
-      <w:r>
-        <w:t xml:space="preserve"> </w:t>
-      </w:r>
-      <w:r>
-        <w:t xml:space="preserve">Zwei Studien, ein Ergebnis: Lehramtsstudierende unterliegen im Umgang mit Evidenz dem Ankereffekt</w:t>
+        <w:t xml:space="preserve">Bollen, K. A., &amp; Diamantopoulos, A. (2017). In defense of causal-formative indicators:</w:t>
+      </w:r>
+      <w:r>
+        <w:t xml:space="preserve"> </w:t>
+      </w:r>
+      <w:r>
+        <w:t xml:space="preserve">A</w:t>
+      </w:r>
+      <w:r>
+        <w:t xml:space="preserve"> </w:t>
+      </w:r>
+      <w:r>
+        <w:t xml:space="preserve">minority report.</w:t>
+      </w:r>
+      <w:r>
+        <w:t xml:space="preserve"> </w:t>
+      </w:r>
+      <w:r>
+        <w:rPr>
+          <w:i/>
+          <w:iCs/>
+        </w:rPr>
+        <w:t xml:space="preserve">Psychological Methods</w:t>
+      </w:r>
+      <w:r>
+        <w:t xml:space="preserve">,</w:t>
+      </w:r>
+      <w:r>
+        <w:t xml:space="preserve"> </w:t>
+      </w:r>
+      <w:r>
+        <w:rPr>
+          <w:i/>
+          <w:iCs/>
+        </w:rPr>
+        <w:t xml:space="preserve">22</w:t>
+      </w:r>
+      <w:r>
+        <w:t xml:space="preserve">(3), 581–596.</w:t>
+      </w:r>
+      <w:r>
+        <w:t xml:space="preserve"> </w:t>
+      </w:r>
+      <w:hyperlink r:id="rId83">
+        <w:r>
+          <w:rPr>
+            <w:rStyle w:val="Hyperlink"/>
+          </w:rPr>
+          <w:t xml:space="preserve">https://doi.org/10.1037/met0000056</w:t>
+        </w:r>
+      </w:hyperlink>
+    </w:p>
+    <w:bookmarkEnd w:id="84"/>
+    <w:bookmarkStart w:id="85" w:name="ref-bromme1992"/>
+    <w:p>
+      <w:pPr>
+        <w:pStyle w:val="Bibliography"/>
+      </w:pPr>
+      <w:r>
+        <w:t xml:space="preserve">Bromme, R. (1992).</w:t>
+      </w:r>
+      <w:r>
+        <w:t xml:space="preserve"> </w:t>
+      </w:r>
+      <w:r>
+        <w:rPr>
+          <w:i/>
+          <w:iCs/>
+        </w:rPr>
+        <w:t xml:space="preserve">Der Lehrer als Experte: Zur Psychologie des professionellen Wissens</w:t>
+      </w:r>
+      <w:r>
+        <w:t xml:space="preserve">. H. Huber.</w:t>
+      </w:r>
+    </w:p>
+    <w:bookmarkEnd w:id="85"/>
+    <w:bookmarkStart w:id="87" w:name="ref-vanbrussel2020"/>
+    <w:p>
+      <w:pPr>
+        <w:pStyle w:val="Bibliography"/>
+      </w:pPr>
+      <w:r>
+        <w:t xml:space="preserve">Brussel, S. van, Timmermans, M., Verkoeijen, P., &amp; Paas, F. (2020).</w:t>
+      </w:r>
+      <w:r>
+        <w:t xml:space="preserve"> </w:t>
+      </w:r>
+      <w:r>
+        <w:t xml:space="preserve">‘</w:t>
+      </w:r>
+      <w:r>
+        <w:t xml:space="preserve">Consider the opposite</w:t>
+      </w:r>
+      <w:r>
+        <w:t xml:space="preserve">’</w:t>
+      </w:r>
+      <w:r>
+        <w:t xml:space="preserve"> </w:t>
+      </w:r>
+      <w:r>
+        <w:t xml:space="preserve">– Effects of elaborative feedback and correct answer feedback on reducing confirmation bias – A pre-registered study.</w:t>
+      </w:r>
+      <w:r>
+        <w:t xml:space="preserve"> </w:t>
+      </w:r>
+      <w:r>
+        <w:rPr>
+          <w:i/>
+          <w:iCs/>
+        </w:rPr>
+        <w:t xml:space="preserve">Contemporary Educational Psychology</w:t>
+      </w:r>
+      <w:r>
+        <w:t xml:space="preserve">,</w:t>
+      </w:r>
+      <w:r>
+        <w:t xml:space="preserve"> </w:t>
+      </w:r>
+      <w:r>
+        <w:rPr>
+          <w:i/>
+          <w:iCs/>
+        </w:rPr>
+        <w:t xml:space="preserve">60</w:t>
+      </w:r>
+      <w:r>
+        <w:t xml:space="preserve">, 101844.</w:t>
+      </w:r>
+      <w:r>
+        <w:t xml:space="preserve"> </w:t>
+      </w:r>
+      <w:hyperlink r:id="rId86">
+        <w:r>
+          <w:rPr>
+            <w:rStyle w:val="Hyperlink"/>
+          </w:rPr>
+          <w:t xml:space="preserve">https://doi.org/10.1016/j.cedpsych.2020.101844</w:t>
+        </w:r>
+      </w:hyperlink>
+    </w:p>
+    <w:bookmarkEnd w:id="87"/>
+    <w:bookmarkStart w:id="89" w:name="ref-bürkner2017"/>
+    <w:p>
+      <w:pPr>
+        <w:pStyle w:val="Bibliography"/>
+      </w:pPr>
+      <w:r>
+        <w:t xml:space="preserve">Bürkner, P.-C. (2017). brms:</w:t>
+      </w:r>
+      <w:r>
+        <w:t xml:space="preserve"> </w:t>
+      </w:r>
+      <w:r>
+        <w:t xml:space="preserve">An R</w:t>
+      </w:r>
+      <w:r>
+        <w:t xml:space="preserve"> </w:t>
+      </w:r>
+      <w:r>
+        <w:t xml:space="preserve">package for bayesian multilevel models using stan.</w:t>
+      </w:r>
+      <w:r>
+        <w:t xml:space="preserve"> </w:t>
+      </w:r>
+      <w:r>
+        <w:rPr>
+          <w:i/>
+          <w:iCs/>
+        </w:rPr>
+        <w:t xml:space="preserve">Journal of Statistical Software</w:t>
+      </w:r>
+      <w:r>
+        <w:t xml:space="preserve">,</w:t>
+      </w:r>
+      <w:r>
+        <w:t xml:space="preserve"> </w:t>
+      </w:r>
+      <w:r>
+        <w:rPr>
+          <w:i/>
+          <w:iCs/>
+        </w:rPr>
+        <w:t xml:space="preserve">80</w:t>
+      </w:r>
+      <w:r>
+        <w:t xml:space="preserve">(1), 1–28.</w:t>
+      </w:r>
+      <w:r>
+        <w:t xml:space="preserve"> </w:t>
+      </w:r>
+      <w:hyperlink r:id="rId88">
+        <w:r>
+          <w:rPr>
+            <w:rStyle w:val="Hyperlink"/>
+          </w:rPr>
+          <w:t xml:space="preserve">https://doi.org/10.18637/jss.v080.i01</w:t>
+        </w:r>
+      </w:hyperlink>
+    </w:p>
+    <w:bookmarkEnd w:id="89"/>
+    <w:bookmarkStart w:id="91" w:name="ref-dubberke2008"/>
+    <w:p>
+      <w:pPr>
+        <w:pStyle w:val="Bibliography"/>
+      </w:pPr>
+      <w:r>
+        <w:t xml:space="preserve">Dubberke, T., Kunter, M., McElvany, N., Brunner, M., &amp; Baumert, J. (2008). Lerntheoretische Überzeugungen von Mathematiklehrkräften. Einflüsse auf die Unterrichtsgestaltung und den Lernerfolg von Schülerinnen und Schülern.</w:t>
+      </w:r>
+      <w:r>
+        <w:t xml:space="preserve"> </w:t>
+      </w:r>
+      <w:r>
+        <w:rPr>
+          <w:i/>
+          <w:iCs/>
+        </w:rPr>
+        <w:t xml:space="preserve">Zeitschrift für Pädagogische Psychologie</w:t>
+      </w:r>
+      <w:r>
+        <w:t xml:space="preserve">,</w:t>
+      </w:r>
+      <w:r>
+        <w:t xml:space="preserve"> </w:t>
+      </w:r>
+      <w:r>
+        <w:rPr>
+          <w:i/>
+          <w:iCs/>
+        </w:rPr>
+        <w:t xml:space="preserve">22</w:t>
+      </w:r>
+      <w:r>
+        <w:t xml:space="preserve">(3-4), 193–206.</w:t>
+      </w:r>
+      <w:r>
+        <w:t xml:space="preserve"> </w:t>
+      </w:r>
+      <w:hyperlink r:id="rId90">
+        <w:r>
+          <w:rPr>
+            <w:rStyle w:val="Hyperlink"/>
+          </w:rPr>
+          <w:t xml:space="preserve">https://doi.org/10.1024/1010-0652.22.34.193</w:t>
+        </w:r>
+      </w:hyperlink>
+    </w:p>
+    <w:bookmarkEnd w:id="91"/>
+    <w:bookmarkStart w:id="93" w:name="ref-evans2008"/>
+    <w:p>
+      <w:pPr>
+        <w:pStyle w:val="Bibliography"/>
+      </w:pPr>
+      <w:r>
+        <w:t xml:space="preserve">Evans, L. (2008). Professionalism, professionality and the development of education professionals.</w:t>
+      </w:r>
+      <w:r>
+        <w:t xml:space="preserve"> </w:t>
+      </w:r>
+      <w:r>
+        <w:rPr>
+          <w:i/>
+          <w:iCs/>
+        </w:rPr>
+        <w:t xml:space="preserve">British Journal of Educational Studies</w:t>
+      </w:r>
+      <w:r>
+        <w:t xml:space="preserve">,</w:t>
+      </w:r>
+      <w:r>
+        <w:t xml:space="preserve"> </w:t>
+      </w:r>
+      <w:r>
+        <w:rPr>
+          <w:i/>
+          <w:iCs/>
+        </w:rPr>
+        <w:t xml:space="preserve">56</w:t>
+      </w:r>
+      <w:r>
+        <w:t xml:space="preserve">(1), 20–38.</w:t>
+      </w:r>
+      <w:r>
+        <w:t xml:space="preserve"> </w:t>
+      </w:r>
+      <w:hyperlink r:id="rId92">
+        <w:r>
+          <w:rPr>
+            <w:rStyle w:val="Hyperlink"/>
+          </w:rPr>
+          <w:t xml:space="preserve">https://doi.org/10.1111/j.1467-8527.2007.00392.x</w:t>
+        </w:r>
+      </w:hyperlink>
+    </w:p>
+    <w:bookmarkEnd w:id="93"/>
+    <w:bookmarkStart w:id="94" w:name="ref-fabel-lamla2018"/>
+    <w:p>
+      <w:pPr>
+        <w:pStyle w:val="Bibliography"/>
+      </w:pPr>
+      <w:r>
+        <w:t xml:space="preserve">Fabel-Lamla, M. (2018).</w:t>
+      </w:r>
+      <w:r>
+        <w:t xml:space="preserve"> </w:t>
+      </w:r>
+      <w:r>
+        <w:t xml:space="preserve">Der (berufs-)biographische Professionsansatz zum Lehrerberuf</w:t>
+      </w:r>
+      <w:r>
+        <w:t xml:space="preserve">. In J. Böhme, C. Cramer, &amp; C. Bressler (Hrsg.),</w:t>
+      </w:r>
+      <w:r>
+        <w:t xml:space="preserve"> </w:t>
+      </w:r>
+      <w:r>
+        <w:rPr>
+          <w:i/>
+          <w:iCs/>
+        </w:rPr>
+        <w:t xml:space="preserve">Erziehungswissenschaft und Lehrerbildung im Widerstreit!? Verh</w:t>
+      </w:r>
+      <w:r>
+        <w:rPr>
+          <w:i/>
+          <w:iCs/>
+        </w:rPr>
+        <w:t xml:space="preserve">ä</w:t>
+      </w:r>
+      <w:r>
+        <w:rPr>
+          <w:i/>
+          <w:iCs/>
+        </w:rPr>
+        <w:t xml:space="preserve">ltnisbestimmungen, Herausforderungen und Perspektiven</w:t>
+      </w:r>
+      <w:r>
+        <w:t xml:space="preserve"> </w:t>
+      </w:r>
+      <w:r>
+        <w:t xml:space="preserve">(S. 82–100). Klinkhardt.</w:t>
+      </w:r>
+    </w:p>
+    <w:bookmarkEnd w:id="94"/>
+    <w:bookmarkStart w:id="96" w:name="ref-fives2019"/>
+    <w:p>
+      <w:pPr>
+        <w:pStyle w:val="Bibliography"/>
+      </w:pPr>
+      <w:r>
+        <w:t xml:space="preserve">Fives, H., Barnes, N., Chiavola, C., SaizdeLaMora, K., Oliveros, E., &amp; Mabrouk-Hattab, S. (2019). Reviews of teachers’ beliefs. In G. W. Noblit (Hrsg.),</w:t>
+      </w:r>
+      <w:r>
+        <w:t xml:space="preserve"> </w:t>
+      </w:r>
+      <w:r>
+        <w:rPr>
+          <w:i/>
+          <w:iCs/>
+        </w:rPr>
+        <w:t xml:space="preserve">Oxford</w:t>
+      </w:r>
+      <w:r>
+        <w:rPr>
+          <w:i/>
+          <w:iCs/>
+        </w:rPr>
+        <w:t xml:space="preserve"> </w:t>
+      </w:r>
+      <w:r>
+        <w:rPr>
+          <w:i/>
+          <w:iCs/>
+        </w:rPr>
+        <w:t xml:space="preserve">Research Encyclopedia</w:t>
+      </w:r>
+      <w:r>
+        <w:rPr>
+          <w:i/>
+          <w:iCs/>
+        </w:rPr>
+        <w:t xml:space="preserve"> </w:t>
+      </w:r>
+      <w:r>
+        <w:rPr>
+          <w:i/>
+          <w:iCs/>
+        </w:rPr>
+        <w:t xml:space="preserve">of</w:t>
+      </w:r>
+      <w:r>
+        <w:rPr>
+          <w:i/>
+          <w:iCs/>
+        </w:rPr>
+        <w:t xml:space="preserve"> </w:t>
+      </w:r>
+      <w:r>
+        <w:rPr>
+          <w:i/>
+          <w:iCs/>
+        </w:rPr>
+        <w:t xml:space="preserve">Education</w:t>
+      </w:r>
+      <w:r>
+        <w:t xml:space="preserve">. Oxford University Press.</w:t>
+      </w:r>
+      <w:r>
+        <w:t xml:space="preserve"> </w:t>
+      </w:r>
+      <w:hyperlink r:id="rId95">
+        <w:r>
+          <w:rPr>
+            <w:rStyle w:val="Hyperlink"/>
+          </w:rPr>
+          <w:t xml:space="preserve">https://doi.org/10.1093/acrefore/9780190264093.013.781</w:t>
+        </w:r>
+      </w:hyperlink>
+    </w:p>
+    <w:bookmarkEnd w:id="96"/>
+    <w:bookmarkStart w:id="98" w:name="ref-fives2008"/>
+    <w:p>
+      <w:pPr>
+        <w:pStyle w:val="Bibliography"/>
+      </w:pPr>
+      <w:r>
+        <w:t xml:space="preserve">Fives, H., &amp; Buehl, M. M. (2008). What do teachers believe? Developing a framework for examining beliefs about teachers’ knowledge and ability.</w:t>
+      </w:r>
+      <w:r>
+        <w:t xml:space="preserve"> </w:t>
+      </w:r>
+      <w:r>
+        <w:rPr>
+          <w:i/>
+          <w:iCs/>
+        </w:rPr>
+        <w:t xml:space="preserve">Contemporary Educational Psychology</w:t>
+      </w:r>
+      <w:r>
+        <w:t xml:space="preserve">,</w:t>
+      </w:r>
+      <w:r>
+        <w:t xml:space="preserve"> </w:t>
+      </w:r>
+      <w:r>
+        <w:rPr>
+          <w:i/>
+          <w:iCs/>
+        </w:rPr>
+        <w:t xml:space="preserve">33</w:t>
+      </w:r>
+      <w:r>
+        <w:t xml:space="preserve">(2), 134–176.</w:t>
+      </w:r>
+      <w:r>
+        <w:t xml:space="preserve"> </w:t>
+      </w:r>
+      <w:hyperlink r:id="rId97">
+        <w:r>
+          <w:rPr>
+            <w:rStyle w:val="Hyperlink"/>
+          </w:rPr>
+          <w:t xml:space="preserve">https://doi.org/10.1016/j.cedpsych.2008.01.001</w:t>
+        </w:r>
+      </w:hyperlink>
+    </w:p>
+    <w:bookmarkEnd w:id="98"/>
+    <w:bookmarkStart w:id="100" w:name="ref-fives2012"/>
+    <w:p>
+      <w:pPr>
+        <w:pStyle w:val="Bibliography"/>
+      </w:pPr>
+      <w:r>
+        <w:t xml:space="preserve">Fives, H., &amp; Buehl, M. M. (2012). Spring cleaning for the</w:t>
+      </w:r>
+      <w:r>
+        <w:t xml:space="preserve"> </w:t>
+      </w:r>
+      <w:r>
+        <w:t xml:space="preserve">„messy“</w:t>
+      </w:r>
+      <w:r>
+        <w:t xml:space="preserve"> </w:t>
+      </w:r>
+      <w:r>
+        <w:t xml:space="preserve">construct of teachers’ beliefs:</w:t>
+      </w:r>
+      <w:r>
+        <w:t xml:space="preserve"> </w:t>
+      </w:r>
+      <w:r>
+        <w:t xml:space="preserve">What</w:t>
+      </w:r>
+      <w:r>
+        <w:t xml:space="preserve"> </w:t>
+      </w:r>
+      <w:r>
+        <w:t xml:space="preserve">are they?</w:t>
+      </w:r>
+      <w:r>
+        <w:t xml:space="preserve"> </w:t>
+      </w:r>
+      <w:r>
+        <w:t xml:space="preserve">Which</w:t>
+      </w:r>
+      <w:r>
+        <w:t xml:space="preserve"> </w:t>
+      </w:r>
+      <w:r>
+        <w:t xml:space="preserve">have been examined?</w:t>
+      </w:r>
+      <w:r>
+        <w:t xml:space="preserve"> </w:t>
+      </w:r>
+      <w:r>
+        <w:t xml:space="preserve">What</w:t>
+      </w:r>
+      <w:r>
+        <w:t xml:space="preserve"> </w:t>
+      </w:r>
+      <w:r>
+        <w:t xml:space="preserve">can they tell us? In K. R. Harris, S. Graham, T. Urdan, S. Graham, J. M. Royer, &amp; M. Zeidner (Hrsg.),</w:t>
+      </w:r>
+      <w:r>
+        <w:t xml:space="preserve"> </w:t>
+      </w:r>
+      <w:r>
+        <w:rPr>
+          <w:i/>
+          <w:iCs/>
+        </w:rPr>
+        <w:t xml:space="preserve">APA</w:t>
+      </w:r>
+      <w:r>
+        <w:rPr>
+          <w:i/>
+          <w:iCs/>
+        </w:rPr>
+        <w:t xml:space="preserve"> </w:t>
+      </w:r>
+      <w:r>
+        <w:rPr>
+          <w:i/>
+          <w:iCs/>
+        </w:rPr>
+        <w:t xml:space="preserve">educational psychology handbook,</w:t>
+      </w:r>
+      <w:r>
+        <w:rPr>
+          <w:i/>
+          <w:iCs/>
+        </w:rPr>
+        <w:t xml:space="preserve"> </w:t>
+      </w:r>
+      <w:r>
+        <w:rPr>
+          <w:i/>
+          <w:iCs/>
+        </w:rPr>
+        <w:t xml:space="preserve">Vol</w:t>
+      </w:r>
+      <w:r>
+        <w:rPr>
+          <w:i/>
+          <w:iCs/>
+        </w:rPr>
+        <w:t xml:space="preserve"> </w:t>
+      </w:r>
+      <w:r>
+        <w:rPr>
+          <w:i/>
+          <w:iCs/>
+        </w:rPr>
+        <w:t xml:space="preserve">2:</w:t>
+      </w:r>
+      <w:r>
+        <w:rPr>
+          <w:i/>
+          <w:iCs/>
+        </w:rPr>
+        <w:t xml:space="preserve"> </w:t>
+      </w:r>
+      <w:r>
+        <w:rPr>
+          <w:i/>
+          <w:iCs/>
+        </w:rPr>
+        <w:t xml:space="preserve">Individual</w:t>
+      </w:r>
+      <w:r>
+        <w:rPr>
+          <w:i/>
+          <w:iCs/>
+        </w:rPr>
+        <w:t xml:space="preserve"> </w:t>
+      </w:r>
+      <w:r>
+        <w:rPr>
+          <w:i/>
+          <w:iCs/>
+        </w:rPr>
+        <w:t xml:space="preserve">differences and cultural and contextual factors.</w:t>
+      </w:r>
+      <w:r>
+        <w:t xml:space="preserve"> </w:t>
+      </w:r>
+      <w:r>
+        <w:t xml:space="preserve">(S. 471–499). Washington: American Psychological Association.</w:t>
+      </w:r>
+      <w:r>
+        <w:t xml:space="preserve"> </w:t>
+      </w:r>
+      <w:hyperlink r:id="rId99">
+        <w:r>
+          <w:rPr>
+            <w:rStyle w:val="Hyperlink"/>
+          </w:rPr>
+          <w:t xml:space="preserve">https://doi.org/10.1037/13274-019</w:t>
+        </w:r>
+      </w:hyperlink>
+    </w:p>
+    <w:bookmarkEnd w:id="100"/>
+    <w:bookmarkStart w:id="101" w:name="ref-gebauer2013"/>
+    <w:p>
+      <w:pPr>
+        <w:pStyle w:val="Bibliography"/>
+      </w:pPr>
+      <w:r>
+        <w:t xml:space="preserve">Gebauer, M. M., McElvany, N., &amp; Klukas, S. (2013).</w:t>
+      </w:r>
+      <w:r>
+        <w:t xml:space="preserve"> </w:t>
+      </w:r>
+      <w:r>
+        <w:t xml:space="preserve">Einstellungen von Lehramtsanw</w:t>
+      </w:r>
+      <w:r>
+        <w:t xml:space="preserve">ä</w:t>
+      </w:r>
+      <w:r>
+        <w:t xml:space="preserve">rterinnen und Lehramtsanw</w:t>
+      </w:r>
+      <w:r>
+        <w:t xml:space="preserve">ä</w:t>
+      </w:r>
+      <w:r>
+        <w:t xml:space="preserve">rtern zum Umgang mit heterogenen Sch</w:t>
+      </w:r>
+      <w:r>
+        <w:t xml:space="preserve">ü</w:t>
+      </w:r>
+      <w:r>
+        <w:t xml:space="preserve">lergruppen in Schule und Unterricht</w:t>
+      </w:r>
+      <w:r>
+        <w:t xml:space="preserve">. In N. McElvany, M. M. Gebauer, W. Bos, &amp; H.-G. Holtappels (Hrsg.),</w:t>
+      </w:r>
+      <w:r>
+        <w:t xml:space="preserve"> </w:t>
+      </w:r>
+      <w:r>
+        <w:rPr>
+          <w:i/>
+          <w:iCs/>
+        </w:rPr>
+        <w:t xml:space="preserve">Jahrbuch der Schulentwicklung</w:t>
+      </w:r>
+      <w:r>
+        <w:t xml:space="preserve"> </w:t>
+      </w:r>
+      <w:r>
+        <w:t xml:space="preserve">(S. 191–216).</w:t>
+      </w:r>
+    </w:p>
+    <w:bookmarkEnd w:id="101"/>
+    <w:bookmarkStart w:id="103" w:name="ref-gold2024"/>
+    <w:p>
+      <w:pPr>
+        <w:pStyle w:val="Bibliography"/>
+      </w:pPr>
+      <w:r>
+        <w:t xml:space="preserve">Gold, B., Thomm, E., &amp; Bauer, J. (2024). Using the theory of planned behaviour to predict pre-service teachers’ preferences for scientific sources.</w:t>
+      </w:r>
+      <w:r>
+        <w:t xml:space="preserve"> </w:t>
+      </w:r>
+      <w:r>
+        <w:rPr>
+          <w:i/>
+          <w:iCs/>
+        </w:rPr>
+        <w:t xml:space="preserve">British Journal of Educational Psychology</w:t>
+      </w:r>
+      <w:r>
+        <w:t xml:space="preserve">,</w:t>
+      </w:r>
+      <w:r>
+        <w:t xml:space="preserve"> </w:t>
+      </w:r>
+      <w:r>
+        <w:rPr>
+          <w:i/>
+          <w:iCs/>
+        </w:rPr>
+        <w:t xml:space="preserve">94</w:t>
+      </w:r>
+      <w:r>
+        <w:t xml:space="preserve">(1), 216–230.</w:t>
+      </w:r>
+      <w:r>
+        <w:t xml:space="preserve"> </w:t>
+      </w:r>
+      <w:hyperlink r:id="rId102">
+        <w:r>
+          <w:rPr>
+            <w:rStyle w:val="Hyperlink"/>
+          </w:rPr>
+          <w:t xml:space="preserve">https://doi.org/10.1111/bjep.12643</w:t>
+        </w:r>
+      </w:hyperlink>
+    </w:p>
+    <w:bookmarkEnd w:id="103"/>
+    <w:bookmarkStart w:id="105" w:name="ref-helsper2007"/>
+    <w:p>
+      <w:pPr>
+        <w:pStyle w:val="Bibliography"/>
+      </w:pPr>
+      <w:r>
+        <w:t xml:space="preserve">Helsper, W. (2007).</w:t>
+      </w:r>
+      <w:r>
+        <w:t xml:space="preserve"> </w:t>
+      </w:r>
+      <w:r>
+        <w:t xml:space="preserve">Eine Antwort auf J</w:t>
+      </w:r>
+      <w:r>
+        <w:t xml:space="preserve">ü</w:t>
+      </w:r>
+      <w:r>
+        <w:t xml:space="preserve">rgen Baumerts und Mareike Kunters Kritik am strukturtheoretischen Professionsansatz</w:t>
       </w:r>
       <w:r>
         <w:t xml:space="preserve">.</w:t>
@@ -6056,20 +7367,848 @@
           <w:i/>
           <w:iCs/>
         </w:rPr>
+        <w:t xml:space="preserve">Zeitschrift f</w:t>
+      </w:r>
+      <w:r>
+        <w:rPr>
+          <w:i/>
+          <w:iCs/>
+        </w:rPr>
+        <w:t xml:space="preserve">ü</w:t>
+      </w:r>
+      <w:r>
+        <w:rPr>
+          <w:i/>
+          <w:iCs/>
+        </w:rPr>
+        <w:t xml:space="preserve">r Erziehungswissenschaft</w:t>
+      </w:r>
+      <w:r>
+        <w:t xml:space="preserve">,</w:t>
+      </w:r>
+      <w:r>
+        <w:t xml:space="preserve"> </w:t>
+      </w:r>
+      <w:r>
+        <w:rPr>
+          <w:i/>
+          <w:iCs/>
+        </w:rPr>
+        <w:t xml:space="preserve">10</w:t>
+      </w:r>
+      <w:r>
+        <w:t xml:space="preserve">(4), 567–579.</w:t>
+      </w:r>
+      <w:r>
+        <w:t xml:space="preserve"> </w:t>
+      </w:r>
+      <w:hyperlink r:id="rId104">
+        <w:r>
+          <w:rPr>
+            <w:rStyle w:val="Hyperlink"/>
+          </w:rPr>
+          <w:t xml:space="preserve">https://doi.org/10.1007/s11618-007-0064-1</w:t>
+        </w:r>
+      </w:hyperlink>
+    </w:p>
+    <w:bookmarkEnd w:id="105"/>
+    <w:bookmarkStart w:id="106" w:name="ref-helsper2014"/>
+    <w:p>
+      <w:pPr>
+        <w:pStyle w:val="Bibliography"/>
+      </w:pPr>
+      <w:r>
+        <w:t xml:space="preserve">Helsper, W. (2014).</w:t>
+      </w:r>
+      <w:r>
+        <w:t xml:space="preserve"> </w:t>
+      </w:r>
+      <w:r>
+        <w:t xml:space="preserve">Lehrerprofessionalit</w:t>
+      </w:r>
+      <w:r>
+        <w:t xml:space="preserve">ä</w:t>
+      </w:r>
+      <w:r>
+        <w:t xml:space="preserve">t – der strukturtheoretische Professionsansatz zum Lehrerberuf</w:t>
+      </w:r>
+      <w:r>
+        <w:t xml:space="preserve">. In E. Terhart, H. Bennewitz, &amp; M. Rothland (Hrsg.),</w:t>
+      </w:r>
+      <w:r>
+        <w:t xml:space="preserve"> </w:t>
+      </w:r>
+      <w:r>
+        <w:rPr>
+          <w:i/>
+          <w:iCs/>
+        </w:rPr>
+        <w:t xml:space="preserve">Handbuch der Forschung zum Lehrerberuf</w:t>
+      </w:r>
+      <w:r>
+        <w:t xml:space="preserve"> </w:t>
+      </w:r>
+      <w:r>
+        <w:t xml:space="preserve">(S. 216–240). Waxmann.</w:t>
+      </w:r>
+    </w:p>
+    <w:bookmarkEnd w:id="106"/>
+    <w:bookmarkStart w:id="107" w:name="ref-helsper2021"/>
+    <w:p>
+      <w:pPr>
+        <w:pStyle w:val="Bibliography"/>
+      </w:pPr>
+      <w:r>
+        <w:t xml:space="preserve">Helsper, W. (2021).</w:t>
+      </w:r>
+      <w:r>
+        <w:t xml:space="preserve"> </w:t>
+      </w:r>
+      <w:r>
+        <w:rPr>
+          <w:i/>
+          <w:iCs/>
+        </w:rPr>
+        <w:t xml:space="preserve">Professionalität und Professionalisierung pädagogischen Handelns: Eine Einführung</w:t>
+      </w:r>
+      <w:r>
+        <w:t xml:space="preserve">. utb.</w:t>
+      </w:r>
+    </w:p>
+    <w:bookmarkEnd w:id="107"/>
+    <w:bookmarkStart w:id="108" w:name="ref-herzog2014"/>
+    <w:p>
+      <w:pPr>
+        <w:pStyle w:val="Bibliography"/>
+      </w:pPr>
+      <w:r>
+        <w:t xml:space="preserve">Herzog, S. (2014).</w:t>
+      </w:r>
+      <w:r>
+        <w:t xml:space="preserve"> </w:t>
+      </w:r>
+      <w:r>
+        <w:t xml:space="preserve">Ü</w:t>
+      </w:r>
+      <w:r>
+        <w:t xml:space="preserve">ber den Berufseinstieg hinaus: Berufsbiografien von Lehrerinnen und Lehrern im Blickfeld der Forschung. In E. Terhart, H. Bennewitz, &amp; M. Rothland (Hrsg.),</w:t>
+      </w:r>
+      <w:r>
+        <w:t xml:space="preserve"> </w:t>
+      </w:r>
+      <w:r>
+        <w:rPr>
+          <w:i/>
+          <w:iCs/>
+        </w:rPr>
+        <w:t xml:space="preserve">Handbuch der Forschung zum Lehrerberuf</w:t>
+      </w:r>
+      <w:r>
+        <w:t xml:space="preserve"> </w:t>
+      </w:r>
+      <w:r>
+        <w:t xml:space="preserve">(2. Aufl., S. 408–432). Waxmann.</w:t>
+      </w:r>
+    </w:p>
+    <w:bookmarkEnd w:id="108"/>
+    <w:bookmarkStart w:id="110" w:name="ref-hofer2012"/>
+    <w:p>
+      <w:pPr>
+        <w:pStyle w:val="Bibliography"/>
+      </w:pPr>
+      <w:r>
+        <w:t xml:space="preserve">Hofer, B. K., &amp; Bendixen, L. D. (2012). Personal epistemology:</w:t>
+      </w:r>
+      <w:r>
+        <w:t xml:space="preserve"> </w:t>
+      </w:r>
+      <w:r>
+        <w:t xml:space="preserve">Theory</w:t>
+      </w:r>
+      <w:r>
+        <w:t xml:space="preserve">, research, and future directions. In K. R. Harris, S. Graham, T. Urdan, C. B. McCormick, G. M. Sinatra, &amp; J. Sweller (Hrsg.),</w:t>
+      </w:r>
+      <w:r>
+        <w:t xml:space="preserve"> </w:t>
+      </w:r>
+      <w:r>
+        <w:rPr>
+          <w:i/>
+          <w:iCs/>
+        </w:rPr>
+        <w:t xml:space="preserve">APA</w:t>
+      </w:r>
+      <w:r>
+        <w:rPr>
+          <w:i/>
+          <w:iCs/>
+        </w:rPr>
+        <w:t xml:space="preserve"> </w:t>
+      </w:r>
+      <w:r>
+        <w:rPr>
+          <w:i/>
+          <w:iCs/>
+        </w:rPr>
+        <w:t xml:space="preserve">educational psychology handbook,</w:t>
+      </w:r>
+      <w:r>
+        <w:rPr>
+          <w:i/>
+          <w:iCs/>
+        </w:rPr>
+        <w:t xml:space="preserve"> </w:t>
+      </w:r>
+      <w:r>
+        <w:rPr>
+          <w:i/>
+          <w:iCs/>
+        </w:rPr>
+        <w:t xml:space="preserve">Vol</w:t>
+      </w:r>
+      <w:r>
+        <w:rPr>
+          <w:i/>
+          <w:iCs/>
+        </w:rPr>
+        <w:t xml:space="preserve"> </w:t>
+      </w:r>
+      <w:r>
+        <w:rPr>
+          <w:i/>
+          <w:iCs/>
+        </w:rPr>
+        <w:t xml:space="preserve">1:</w:t>
+      </w:r>
+      <w:r>
+        <w:rPr>
+          <w:i/>
+          <w:iCs/>
+        </w:rPr>
+        <w:t xml:space="preserve"> </w:t>
+      </w:r>
+      <w:r>
+        <w:rPr>
+          <w:i/>
+          <w:iCs/>
+        </w:rPr>
+        <w:t xml:space="preserve">Theories</w:t>
+      </w:r>
+      <w:r>
+        <w:rPr>
+          <w:i/>
+          <w:iCs/>
+        </w:rPr>
+        <w:t xml:space="preserve">, constructs, and critical issues</w:t>
+      </w:r>
+      <w:r>
+        <w:t xml:space="preserve"> </w:t>
+      </w:r>
+      <w:r>
+        <w:t xml:space="preserve">(S. 227–256). Washington: American Psychological Association.</w:t>
+      </w:r>
+      <w:r>
+        <w:t xml:space="preserve"> </w:t>
+      </w:r>
+      <w:hyperlink r:id="rId109">
+        <w:r>
+          <w:rPr>
+            <w:rStyle w:val="Hyperlink"/>
+          </w:rPr>
+          <w:t xml:space="preserve">https://doi.org/10.1037/13273-009</w:t>
+        </w:r>
+      </w:hyperlink>
+    </w:p>
+    <w:bookmarkEnd w:id="110"/>
+    <w:bookmarkStart w:id="112" w:name="ref-hohenstein2014"/>
+    <w:p>
+      <w:pPr>
+        <w:pStyle w:val="Bibliography"/>
+      </w:pPr>
+      <w:r>
+        <w:t xml:space="preserve">Hohenstein, F., Zimmermann, F., Kleickmann, T., Köller, O., &amp; Möller, J. (2014). Sind die bildungswissenschaftlichen Standards für die Lehramtsausbildung in den Curricula der Hochschulen angekommen?</w:t>
+      </w:r>
+      <w:r>
+        <w:t xml:space="preserve"> </w:t>
+      </w:r>
+      <w:r>
+        <w:rPr>
+          <w:i/>
+          <w:iCs/>
+        </w:rPr>
         <w:t xml:space="preserve">Zeitschrift für Erziehungswissenschaft</w:t>
       </w:r>
       <w:r>
-        <w:t xml:space="preserve">.</w:t>
-      </w:r>
-    </w:p>
-    <w:bookmarkEnd w:id="70"/>
-    <w:bookmarkStart w:id="72" w:name="ref-bollen2017"/>
+        <w:t xml:space="preserve">,</w:t>
+      </w:r>
+      <w:r>
+        <w:t xml:space="preserve"> </w:t>
+      </w:r>
+      <w:r>
+        <w:rPr>
+          <w:i/>
+          <w:iCs/>
+        </w:rPr>
+        <w:t xml:space="preserve">17</w:t>
+      </w:r>
+      <w:r>
+        <w:t xml:space="preserve">(3), 497–507.</w:t>
+      </w:r>
+      <w:r>
+        <w:t xml:space="preserve"> </w:t>
+      </w:r>
+      <w:hyperlink r:id="rId111">
+        <w:r>
+          <w:rPr>
+            <w:rStyle w:val="Hyperlink"/>
+          </w:rPr>
+          <w:t xml:space="preserve">https://doi.org/10.1007/s11618-014-0563-9</w:t>
+        </w:r>
+      </w:hyperlink>
+    </w:p>
+    <w:bookmarkEnd w:id="112"/>
+    <w:bookmarkStart w:id="114" w:name="ref-hu1999"/>
     <w:p>
       <w:pPr>
         <w:pStyle w:val="Bibliography"/>
       </w:pPr>
       <w:r>
-        <w:t xml:space="preserve">Bollen, K. A., &amp; Diamantopoulos, A. (2017). In defense of causal-formative indicators:</w:t>
+        <w:t xml:space="preserve">Hu, L., &amp; Bentler, P. M. (1999). Cutoff criteria for fit indexes in covariance structure analysis: Conventional criteria versus new alternatives.</w:t>
+      </w:r>
+      <w:r>
+        <w:t xml:space="preserve"> </w:t>
+      </w:r>
+      <w:r>
+        <w:rPr>
+          <w:i/>
+          <w:iCs/>
+        </w:rPr>
+        <w:t xml:space="preserve">Structural Equation Modeling: A Multidisciplinary Journal</w:t>
+      </w:r>
+      <w:r>
+        <w:t xml:space="preserve">,</w:t>
+      </w:r>
+      <w:r>
+        <w:t xml:space="preserve"> </w:t>
+      </w:r>
+      <w:r>
+        <w:rPr>
+          <w:i/>
+          <w:iCs/>
+        </w:rPr>
+        <w:t xml:space="preserve">6</w:t>
+      </w:r>
+      <w:r>
+        <w:t xml:space="preserve">(1), 1–55.</w:t>
+      </w:r>
+      <w:r>
+        <w:t xml:space="preserve"> </w:t>
+      </w:r>
+      <w:hyperlink r:id="rId113">
+        <w:r>
+          <w:rPr>
+            <w:rStyle w:val="Hyperlink"/>
+          </w:rPr>
+          <w:t xml:space="preserve">https://doi.org/10.1080/10705519909540118</w:t>
+        </w:r>
+      </w:hyperlink>
+    </w:p>
+    <w:bookmarkEnd w:id="114"/>
+    <w:bookmarkStart w:id="116" w:name="ref-kjell2023"/>
+    <w:p>
+      <w:pPr>
+        <w:pStyle w:val="Bibliography"/>
+      </w:pPr>
+      <w:r>
+        <w:t xml:space="preserve">Kjell, O., Giorgi, S., &amp; Schwartz, H. A. (2023). The text-package: An R-package for analyzing and visualizing human language using natural language processing and transformers.</w:t>
+      </w:r>
+      <w:r>
+        <w:t xml:space="preserve"> </w:t>
+      </w:r>
+      <w:r>
+        <w:rPr>
+          <w:i/>
+          <w:iCs/>
+        </w:rPr>
+        <w:t xml:space="preserve">Psychological Methods</w:t>
+      </w:r>
+      <w:r>
+        <w:t xml:space="preserve">,</w:t>
+      </w:r>
+      <w:r>
+        <w:t xml:space="preserve"> </w:t>
+      </w:r>
+      <w:r>
+        <w:rPr>
+          <w:i/>
+          <w:iCs/>
+        </w:rPr>
+        <w:t xml:space="preserve">28</w:t>
+      </w:r>
+      <w:r>
+        <w:t xml:space="preserve">(6), 1478–1498.</w:t>
+      </w:r>
+      <w:r>
+        <w:t xml:space="preserve"> </w:t>
+      </w:r>
+      <w:hyperlink r:id="rId115">
+        <w:r>
+          <w:rPr>
+            <w:rStyle w:val="Hyperlink"/>
+          </w:rPr>
+          <w:t xml:space="preserve">https://doi.org/10.1037/met0000542</w:t>
+        </w:r>
+      </w:hyperlink>
+    </w:p>
+    <w:bookmarkEnd w:id="116"/>
+    <w:bookmarkStart w:id="118" w:name="ref-konig2020"/>
+    <w:p>
+      <w:pPr>
+        <w:pStyle w:val="Bibliography"/>
+      </w:pPr>
+      <w:r>
+        <w:t xml:space="preserve">König, J. (2020).</w:t>
+      </w:r>
+      <w:r>
+        <w:t xml:space="preserve"> </w:t>
+      </w:r>
+      <w:r>
+        <w:t xml:space="preserve">Kompetenzorientierter Ansatz in der Lehrerinnen- und Lehrerbildung</w:t>
+      </w:r>
+      <w:r>
+        <w:t xml:space="preserve">. In C. Cramer, J. König, M. Rothland, &amp; S. Blömeke (Hrsg.),</w:t>
+      </w:r>
+      <w:r>
+        <w:t xml:space="preserve"> </w:t>
+      </w:r>
+      <w:r>
+        <w:rPr>
+          <w:i/>
+          <w:iCs/>
+        </w:rPr>
+        <w:t xml:space="preserve">Handbuch Lehrerinnen- und Lehrerbildung</w:t>
+      </w:r>
+      <w:r>
+        <w:t xml:space="preserve">. Klinkhardt.</w:t>
+      </w:r>
+      <w:r>
+        <w:t xml:space="preserve"> </w:t>
+      </w:r>
+      <w:hyperlink r:id="rId117">
+        <w:r>
+          <w:rPr>
+            <w:rStyle w:val="Hyperlink"/>
+          </w:rPr>
+          <w:t xml:space="preserve">https://doi.org/10.35468/hblb2020-019</w:t>
+        </w:r>
+      </w:hyperlink>
+    </w:p>
+    <w:bookmarkEnd w:id="118"/>
+    <w:bookmarkStart w:id="119" w:name="ref-krauss2004"/>
+    <w:p>
+      <w:pPr>
+        <w:pStyle w:val="Bibliography"/>
+      </w:pPr>
+      <w:r>
+        <w:t xml:space="preserve">Krauss, S., Kunter, M., Brunner, M., Baumert, J., Blum, W., Neubrand, M., et al. (2004). COACTIV. Professionswissen von Lehrkräften, Kognitiv Aktivierender Mathematikunterricht und die Entwicklung von Mathematischer Kompetenz. In M. Doll &amp; M. Prenzel (Hrsg.),</w:t>
+      </w:r>
+      <w:r>
+        <w:t xml:space="preserve"> </w:t>
+      </w:r>
+      <w:r>
+        <w:rPr>
+          <w:i/>
+          <w:iCs/>
+        </w:rPr>
+        <w:t xml:space="preserve">Bildungsqualit</w:t>
+      </w:r>
+      <w:r>
+        <w:rPr>
+          <w:i/>
+          <w:iCs/>
+        </w:rPr>
+        <w:t xml:space="preserve">ä</w:t>
+      </w:r>
+      <w:r>
+        <w:rPr>
+          <w:i/>
+          <w:iCs/>
+        </w:rPr>
+        <w:t xml:space="preserve">t von</w:t>
+      </w:r>
+      <w:r>
+        <w:rPr>
+          <w:i/>
+          <w:iCs/>
+        </w:rPr>
+        <w:t xml:space="preserve"> </w:t>
+      </w:r>
+      <w:r>
+        <w:rPr>
+          <w:i/>
+          <w:iCs/>
+        </w:rPr>
+        <w:t xml:space="preserve">Schule</w:t>
+      </w:r>
+      <w:r>
+        <w:rPr>
+          <w:i/>
+          <w:iCs/>
+        </w:rPr>
+        <w:t xml:space="preserve">:</w:t>
+      </w:r>
+      <w:r>
+        <w:rPr>
+          <w:i/>
+          <w:iCs/>
+        </w:rPr>
+        <w:t xml:space="preserve"> </w:t>
+      </w:r>
+      <w:r>
+        <w:rPr>
+          <w:i/>
+          <w:iCs/>
+        </w:rPr>
+        <w:t xml:space="preserve">Lehrerprofessionalisierung</w:t>
+      </w:r>
+      <w:r>
+        <w:rPr>
+          <w:i/>
+          <w:iCs/>
+        </w:rPr>
+        <w:t xml:space="preserve">,</w:t>
+      </w:r>
+      <w:r>
+        <w:rPr>
+          <w:i/>
+          <w:iCs/>
+        </w:rPr>
+        <w:t xml:space="preserve"> </w:t>
+      </w:r>
+      <w:r>
+        <w:rPr>
+          <w:i/>
+          <w:iCs/>
+        </w:rPr>
+        <w:t xml:space="preserve">Unterrichtsentwicklung</w:t>
+      </w:r>
+      <w:r>
+        <w:rPr>
+          <w:i/>
+          <w:iCs/>
+        </w:rPr>
+        <w:t xml:space="preserve"> </w:t>
+      </w:r>
+      <w:r>
+        <w:rPr>
+          <w:i/>
+          <w:iCs/>
+        </w:rPr>
+        <w:t xml:space="preserve">und</w:t>
+      </w:r>
+      <w:r>
+        <w:rPr>
+          <w:i/>
+          <w:iCs/>
+        </w:rPr>
+        <w:t xml:space="preserve"> </w:t>
+      </w:r>
+      <w:r>
+        <w:rPr>
+          <w:i/>
+          <w:iCs/>
+        </w:rPr>
+        <w:t xml:space="preserve">Sch</w:t>
+      </w:r>
+      <w:r>
+        <w:rPr>
+          <w:i/>
+          <w:iCs/>
+        </w:rPr>
+        <w:t xml:space="preserve">ü</w:t>
+      </w:r>
+      <w:r>
+        <w:rPr>
+          <w:i/>
+          <w:iCs/>
+        </w:rPr>
+        <w:t xml:space="preserve">lerf</w:t>
+      </w:r>
+      <w:r>
+        <w:rPr>
+          <w:i/>
+          <w:iCs/>
+        </w:rPr>
+        <w:t xml:space="preserve">ö</w:t>
+      </w:r>
+      <w:r>
+        <w:rPr>
+          <w:i/>
+          <w:iCs/>
+        </w:rPr>
+        <w:t xml:space="preserve">rderung</w:t>
+      </w:r>
+      <w:r>
+        <w:rPr>
+          <w:i/>
+          <w:iCs/>
+        </w:rPr>
+        <w:t xml:space="preserve"> </w:t>
+      </w:r>
+      <w:r>
+        <w:rPr>
+          <w:i/>
+          <w:iCs/>
+        </w:rPr>
+        <w:t xml:space="preserve">als</w:t>
+      </w:r>
+      <w:r>
+        <w:rPr>
+          <w:i/>
+          <w:iCs/>
+        </w:rPr>
+        <w:t xml:space="preserve"> </w:t>
+      </w:r>
+      <w:r>
+        <w:rPr>
+          <w:i/>
+          <w:iCs/>
+        </w:rPr>
+        <w:t xml:space="preserve">Strategien</w:t>
+      </w:r>
+      <w:r>
+        <w:rPr>
+          <w:i/>
+          <w:iCs/>
+        </w:rPr>
+        <w:t xml:space="preserve"> </w:t>
+      </w:r>
+      <w:r>
+        <w:rPr>
+          <w:i/>
+          <w:iCs/>
+        </w:rPr>
+        <w:t xml:space="preserve">der</w:t>
+      </w:r>
+      <w:r>
+        <w:rPr>
+          <w:i/>
+          <w:iCs/>
+        </w:rPr>
+        <w:t xml:space="preserve"> </w:t>
+      </w:r>
+      <w:r>
+        <w:rPr>
+          <w:i/>
+          <w:iCs/>
+        </w:rPr>
+        <w:t xml:space="preserve">Qualit</w:t>
+      </w:r>
+      <w:r>
+        <w:rPr>
+          <w:i/>
+          <w:iCs/>
+        </w:rPr>
+        <w:t xml:space="preserve">ä</w:t>
+      </w:r>
+      <w:r>
+        <w:rPr>
+          <w:i/>
+          <w:iCs/>
+        </w:rPr>
+        <w:t xml:space="preserve">tsverbesserung</w:t>
+      </w:r>
+      <w:r>
+        <w:t xml:space="preserve"> </w:t>
+      </w:r>
+      <w:r>
+        <w:t xml:space="preserve">(S. 31–53). Waxmann.</w:t>
+      </w:r>
+    </w:p>
+    <w:bookmarkEnd w:id="119"/>
+    <w:bookmarkStart w:id="120" w:name="ref-kunze2008"/>
+    <w:p>
+      <w:pPr>
+        <w:pStyle w:val="Bibliography"/>
+      </w:pPr>
+      <w:r>
+        <w:t xml:space="preserve">Kunze, K., &amp; Stelmaszyk, B. (2008).</w:t>
+      </w:r>
+      <w:r>
+        <w:t xml:space="preserve"> </w:t>
+      </w:r>
+      <w:r>
+        <w:t xml:space="preserve">Biographien und Berufskarrieren von Lehrerinnen und Lehrern</w:t>
+      </w:r>
+      <w:r>
+        <w:t xml:space="preserve">. In W. Helsper &amp; J. Böhme (Hrsg.),</w:t>
+      </w:r>
+      <w:r>
+        <w:t xml:space="preserve"> </w:t>
+      </w:r>
+      <w:r>
+        <w:rPr>
+          <w:i/>
+          <w:iCs/>
+        </w:rPr>
+        <w:t xml:space="preserve">Handbuch der Schulforschung</w:t>
+      </w:r>
+      <w:r>
+        <w:t xml:space="preserve"> </w:t>
+      </w:r>
+      <w:r>
+        <w:t xml:space="preserve">(2. Aufl., S. 821–838). Springer VS.</w:t>
+      </w:r>
+    </w:p>
+    <w:bookmarkEnd w:id="120"/>
+    <w:bookmarkStart w:id="122" w:name="ref-lakens2022"/>
+    <w:p>
+      <w:pPr>
+        <w:pStyle w:val="Bibliography"/>
+      </w:pPr>
+      <w:r>
+        <w:t xml:space="preserve">Lakens, D. (2022). Sample size justification.</w:t>
+      </w:r>
+      <w:r>
+        <w:t xml:space="preserve"> </w:t>
+      </w:r>
+      <w:r>
+        <w:rPr>
+          <w:i/>
+          <w:iCs/>
+        </w:rPr>
+        <w:t xml:space="preserve">Collabra: Psychology</w:t>
+      </w:r>
+      <w:r>
+        <w:t xml:space="preserve">,</w:t>
+      </w:r>
+      <w:r>
+        <w:t xml:space="preserve"> </w:t>
+      </w:r>
+      <w:r>
+        <w:rPr>
+          <w:i/>
+          <w:iCs/>
+        </w:rPr>
+        <w:t xml:space="preserve">8</w:t>
+      </w:r>
+      <w:r>
+        <w:t xml:space="preserve">(1), 33267.</w:t>
+      </w:r>
+      <w:r>
+        <w:t xml:space="preserve"> </w:t>
+      </w:r>
+      <w:hyperlink r:id="rId121">
+        <w:r>
+          <w:rPr>
+            <w:rStyle w:val="Hyperlink"/>
+          </w:rPr>
+          <w:t xml:space="preserve">https://doi.org/10.1525/collabra.33267</w:t>
+        </w:r>
+      </w:hyperlink>
+    </w:p>
+    <w:bookmarkEnd w:id="122"/>
+    <w:bookmarkStart w:id="124" w:name="ref-lebel2018"/>
+    <w:p>
+      <w:pPr>
+        <w:pStyle w:val="Bibliography"/>
+      </w:pPr>
+      <w:r>
+        <w:t xml:space="preserve">LeBel, E. P., McCarthy, R. J., Earp, B. D., Elson, M., &amp; Vanpaemel, W. (2018). A unified framework to quantify the credibility of scientific findings.</w:t>
+      </w:r>
+      <w:r>
+        <w:t xml:space="preserve"> </w:t>
+      </w:r>
+      <w:r>
+        <w:rPr>
+          <w:i/>
+          <w:iCs/>
+        </w:rPr>
+        <w:t xml:space="preserve">Advances in Methods and Practices in Psychological Science</w:t>
+      </w:r>
+      <w:r>
+        <w:t xml:space="preserve">,</w:t>
+      </w:r>
+      <w:r>
+        <w:t xml:space="preserve"> </w:t>
+      </w:r>
+      <w:r>
+        <w:rPr>
+          <w:i/>
+          <w:iCs/>
+        </w:rPr>
+        <w:t xml:space="preserve">1</w:t>
+      </w:r>
+      <w:r>
+        <w:t xml:space="preserve">(3), 389–402.</w:t>
+      </w:r>
+      <w:r>
+        <w:t xml:space="preserve"> </w:t>
+      </w:r>
+      <w:hyperlink r:id="rId123">
+        <w:r>
+          <w:rPr>
+            <w:rStyle w:val="Hyperlink"/>
+          </w:rPr>
+          <w:t xml:space="preserve">https://doi.org/10.1177/2515245918787489</w:t>
+        </w:r>
+      </w:hyperlink>
+    </w:p>
+    <w:bookmarkEnd w:id="124"/>
+    <w:bookmarkStart w:id="126" w:name="ref-lemoine2019"/>
+    <w:p>
+      <w:pPr>
+        <w:pStyle w:val="Bibliography"/>
+      </w:pPr>
+      <w:r>
+        <w:t xml:space="preserve">Lemoine, N. P. (2019). Moving beyond noninformative priors: Why and how to choose weakly informative priors in Bayesian analyses.</w:t>
+      </w:r>
+      <w:r>
+        <w:t xml:space="preserve"> </w:t>
+      </w:r>
+      <w:r>
+        <w:rPr>
+          <w:i/>
+          <w:iCs/>
+        </w:rPr>
+        <w:t xml:space="preserve">Oikos</w:t>
+      </w:r>
+      <w:r>
+        <w:t xml:space="preserve">,</w:t>
+      </w:r>
+      <w:r>
+        <w:t xml:space="preserve"> </w:t>
+      </w:r>
+      <w:r>
+        <w:rPr>
+          <w:i/>
+          <w:iCs/>
+        </w:rPr>
+        <w:t xml:space="preserve">128</w:t>
+      </w:r>
+      <w:r>
+        <w:t xml:space="preserve">(7), 912–928.</w:t>
+      </w:r>
+      <w:r>
+        <w:t xml:space="preserve"> </w:t>
+      </w:r>
+      <w:hyperlink r:id="rId125">
+        <w:r>
+          <w:rPr>
+            <w:rStyle w:val="Hyperlink"/>
+          </w:rPr>
+          <w:t xml:space="preserve">https://doi.org/10.1111/oik.05985</w:t>
+        </w:r>
+      </w:hyperlink>
+    </w:p>
+    <w:bookmarkEnd w:id="126"/>
+    <w:bookmarkStart w:id="128" w:name="ref-luong2023"/>
+    <w:p>
+      <w:pPr>
+        <w:pStyle w:val="Bibliography"/>
+      </w:pPr>
+      <w:r>
+        <w:t xml:space="preserve">Luong, R., &amp; Flake, J. K. (2023). Measurement invariance testing using confirmatory factor analysis and alignment optimization:</w:t>
       </w:r>
       <w:r>
         <w:t xml:space="preserve"> </w:t>
@@ -6081,7 +8220,7 @@
         <w:t xml:space="preserve"> </w:t>
       </w:r>
       <w:r>
-        <w:t xml:space="preserve">minority report.</w:t>
+        <w:t xml:space="preserve">tutorial for transparent analysis planning and reporting.</w:t>
       </w:r>
       <w:r>
         <w:t xml:space="preserve"> </w:t>
@@ -6104,82 +8243,106 @@
           <w:i/>
           <w:iCs/>
         </w:rPr>
-        <w:t xml:space="preserve">22</w:t>
-      </w:r>
-      <w:r>
-        <w:t xml:space="preserve">(3), 581–596.</w:t>
-      </w:r>
-      <w:r>
-        <w:t xml:space="preserve"> </w:t>
-      </w:r>
-      <w:hyperlink r:id="rId71">
-        <w:r>
-          <w:rPr>
-            <w:rStyle w:val="Hyperlink"/>
-          </w:rPr>
-          <w:t xml:space="preserve">https://doi.org/10.1037/met0000056</w:t>
-        </w:r>
-      </w:hyperlink>
-    </w:p>
-    <w:bookmarkEnd w:id="72"/>
-    <w:bookmarkStart w:id="73" w:name="ref-bromme1992"/>
+        <w:t xml:space="preserve">28</w:t>
+      </w:r>
+      <w:r>
+        <w:t xml:space="preserve">(4), 905–924.</w:t>
+      </w:r>
+      <w:r>
+        <w:t xml:space="preserve"> </w:t>
+      </w:r>
+      <w:hyperlink r:id="rId127">
+        <w:r>
+          <w:rPr>
+            <w:rStyle w:val="Hyperlink"/>
+          </w:rPr>
+          <w:t xml:space="preserve">https://doi.org/10.1037/met0000441</w:t>
+        </w:r>
+      </w:hyperlink>
+    </w:p>
+    <w:bookmarkEnd w:id="128"/>
+    <w:bookmarkStart w:id="130" w:name="ref-marsh2004"/>
     <w:p>
       <w:pPr>
         <w:pStyle w:val="Bibliography"/>
       </w:pPr>
       <w:r>
-        <w:t xml:space="preserve">Bromme, R. (1992).</w:t>
-      </w:r>
-      <w:r>
-        <w:t xml:space="preserve"> </w:t>
-      </w:r>
-      <w:r>
-        <w:rPr>
-          <w:i/>
-          <w:iCs/>
-        </w:rPr>
-        <w:t xml:space="preserve">Der Lehrer als Experte: Zur Psychologie des professionellen Wissens</w:t>
-      </w:r>
-      <w:r>
-        <w:t xml:space="preserve">. H. Huber.</w:t>
-      </w:r>
-    </w:p>
-    <w:bookmarkEnd w:id="73"/>
-    <w:bookmarkStart w:id="75" w:name="ref-vanbrussel2020"/>
+        <w:t xml:space="preserve">Marsh, H. W., Hau, K.-T., &amp; Wen, Z. (2004). In search of golden rules: Comment on hypothesis-testing approaches to setting cutoff values for fit indexes and dangers in overgeneralizing Hu and Bentler</w:t>
+      </w:r>
+      <w:r>
+        <w:t xml:space="preserve">’</w:t>
+      </w:r>
+      <w:r>
+        <w:t xml:space="preserve">s (1999) findings.</w:t>
+      </w:r>
+      <w:r>
+        <w:t xml:space="preserve"> </w:t>
+      </w:r>
+      <w:r>
+        <w:rPr>
+          <w:i/>
+          <w:iCs/>
+        </w:rPr>
+        <w:t xml:space="preserve">Structural Equation Modeling: A Multidisciplinary Journal</w:t>
+      </w:r>
+      <w:r>
+        <w:t xml:space="preserve">,</w:t>
+      </w:r>
+      <w:r>
+        <w:t xml:space="preserve"> </w:t>
+      </w:r>
+      <w:r>
+        <w:rPr>
+          <w:i/>
+          <w:iCs/>
+        </w:rPr>
+        <w:t xml:space="preserve">11</w:t>
+      </w:r>
+      <w:r>
+        <w:t xml:space="preserve">(3), 320–341.</w:t>
+      </w:r>
+      <w:r>
+        <w:t xml:space="preserve"> </w:t>
+      </w:r>
+      <w:hyperlink r:id="rId129">
+        <w:r>
+          <w:rPr>
+            <w:rStyle w:val="Hyperlink"/>
+          </w:rPr>
+          <w:t xml:space="preserve">https://doi.org/10.1207/s15328007sem1103_2</w:t>
+        </w:r>
+      </w:hyperlink>
+    </w:p>
+    <w:bookmarkEnd w:id="130"/>
+    <w:bookmarkStart w:id="132" w:name="ref-masnick2009"/>
     <w:p>
       <w:pPr>
         <w:pStyle w:val="Bibliography"/>
       </w:pPr>
       <w:r>
-        <w:t xml:space="preserve">Brussel, S. van, Timmermans, M., Verkoeijen, P., &amp; Paas, F. (2020).</w:t>
-      </w:r>
-      <w:r>
-        <w:t xml:space="preserve"> </w:t>
-      </w:r>
-      <w:r>
-        <w:t xml:space="preserve">‘</w:t>
-      </w:r>
-      <w:r>
-        <w:t xml:space="preserve">Consider the opposite</w:t>
-      </w:r>
-      <w:r>
-        <w:t xml:space="preserve">’</w:t>
-      </w:r>
-      <w:r>
-        <w:t xml:space="preserve"> </w:t>
-      </w:r>
-      <w:r>
-        <w:t xml:space="preserve">– Effects of elaborative feedback and correct answer feedback on reducing confirmation bias – A pre-registered study.</w:t>
-      </w:r>
-      <w:r>
-        <w:t xml:space="preserve"> </w:t>
-      </w:r>
-      <w:r>
-        <w:rPr>
-          <w:i/>
-          <w:iCs/>
-        </w:rPr>
-        <w:t xml:space="preserve">Contemporary Educational Psychology</w:t>
+        <w:t xml:space="preserve">Masnick, A. M., &amp; Zimmerman, C. (2009). Evaluating scientific research in the context of prior belief:</w:t>
+      </w:r>
+      <w:r>
+        <w:t xml:space="preserve"> </w:t>
+      </w:r>
+      <w:r>
+        <w:t xml:space="preserve">Hindsight</w:t>
+      </w:r>
+      <w:r>
+        <w:t xml:space="preserve"> </w:t>
+      </w:r>
+      <w:r>
+        <w:t xml:space="preserve">Bias or Confirmation Bias?</w:t>
+      </w:r>
+      <w:r>
+        <w:t xml:space="preserve"> </w:t>
+      </w:r>
+      <w:r>
+        <w:rPr>
+          <w:i/>
+          <w:iCs/>
+        </w:rPr>
+        <w:t xml:space="preserve">Journal of Psychology of Science and Technology</w:t>
       </w:r>
       <w:r>
         <w:t xml:space="preserve">,</w:t>
@@ -6192,1998 +8355,6 @@
           <w:i/>
           <w:iCs/>
         </w:rPr>
-        <w:t xml:space="preserve">60</w:t>
-      </w:r>
-      <w:r>
-        <w:t xml:space="preserve">, 101844.</w:t>
-      </w:r>
-      <w:r>
-        <w:t xml:space="preserve"> </w:t>
-      </w:r>
-      <w:hyperlink r:id="rId74">
-        <w:r>
-          <w:rPr>
-            <w:rStyle w:val="Hyperlink"/>
-          </w:rPr>
-          <w:t xml:space="preserve">https://doi.org/10.1016/j.cedpsych.2020.101844</w:t>
-        </w:r>
-      </w:hyperlink>
-    </w:p>
-    <w:bookmarkEnd w:id="75"/>
-    <w:bookmarkStart w:id="77" w:name="ref-bürkner2017"/>
-    <w:p>
-      <w:pPr>
-        <w:pStyle w:val="Bibliography"/>
-      </w:pPr>
-      <w:r>
-        <w:t xml:space="preserve">Bürkner, P.-C. (2017). brms:</w:t>
-      </w:r>
-      <w:r>
-        <w:t xml:space="preserve"> </w:t>
-      </w:r>
-      <w:r>
-        <w:t xml:space="preserve">An R</w:t>
-      </w:r>
-      <w:r>
-        <w:t xml:space="preserve"> </w:t>
-      </w:r>
-      <w:r>
-        <w:t xml:space="preserve">package for bayesian multilevel models using stan.</w:t>
-      </w:r>
-      <w:r>
-        <w:t xml:space="preserve"> </w:t>
-      </w:r>
-      <w:r>
-        <w:rPr>
-          <w:i/>
-          <w:iCs/>
-        </w:rPr>
-        <w:t xml:space="preserve">Journal of Statistical Software</w:t>
-      </w:r>
-      <w:r>
-        <w:t xml:space="preserve">,</w:t>
-      </w:r>
-      <w:r>
-        <w:t xml:space="preserve"> </w:t>
-      </w:r>
-      <w:r>
-        <w:rPr>
-          <w:i/>
-          <w:iCs/>
-        </w:rPr>
-        <w:t xml:space="preserve">80</w:t>
-      </w:r>
-      <w:r>
-        <w:t xml:space="preserve">(1), 1–28.</w:t>
-      </w:r>
-      <w:r>
-        <w:t xml:space="preserve"> </w:t>
-      </w:r>
-      <w:hyperlink r:id="rId76">
-        <w:r>
-          <w:rPr>
-            <w:rStyle w:val="Hyperlink"/>
-          </w:rPr>
-          <w:t xml:space="preserve">https://doi.org/10.18637/jss.v080.i01</w:t>
-        </w:r>
-      </w:hyperlink>
-    </w:p>
-    <w:bookmarkEnd w:id="77"/>
-    <w:bookmarkStart w:id="79" w:name="ref-cramer2023c"/>
-    <w:p>
-      <w:pPr>
-        <w:pStyle w:val="Bibliography"/>
-      </w:pPr>
-      <w:r>
-        <w:t xml:space="preserve">Cramer, C. (2023).</w:t>
-      </w:r>
-      <w:r>
-        <w:t xml:space="preserve"> </w:t>
-      </w:r>
-      <w:r>
-        <w:t xml:space="preserve">Meta-Reflexivit</w:t>
-      </w:r>
-      <w:r>
-        <w:t xml:space="preserve">ä</w:t>
-      </w:r>
-      <w:r>
-        <w:t xml:space="preserve">t in der Diskussion. Erweiterung der Theorie und empirische Perspektiven</w:t>
-      </w:r>
-      <w:r>
-        <w:t xml:space="preserve">. In C. Cramer (Hrsg.),</w:t>
-      </w:r>
-      <w:r>
-        <w:t xml:space="preserve"> </w:t>
-      </w:r>
-      <w:r>
-        <w:rPr>
-          <w:i/>
-          <w:iCs/>
-        </w:rPr>
-        <w:t xml:space="preserve">Meta-Reflexivit</w:t>
-      </w:r>
-      <w:r>
-        <w:rPr>
-          <w:i/>
-          <w:iCs/>
-        </w:rPr>
-        <w:t xml:space="preserve">ä</w:t>
-      </w:r>
-      <w:r>
-        <w:rPr>
-          <w:i/>
-          <w:iCs/>
-        </w:rPr>
-        <w:t xml:space="preserve">t und Professionalit</w:t>
-      </w:r>
-      <w:r>
-        <w:rPr>
-          <w:i/>
-          <w:iCs/>
-        </w:rPr>
-        <w:t xml:space="preserve">ä</w:t>
-      </w:r>
-      <w:r>
-        <w:rPr>
-          <w:i/>
-          <w:iCs/>
-        </w:rPr>
-        <w:t xml:space="preserve">t von Lehrpersonen. Theorieentwicklung und Forschungsperspektiven</w:t>
-      </w:r>
-      <w:r>
-        <w:t xml:space="preserve"> </w:t>
-      </w:r>
-      <w:r>
-        <w:t xml:space="preserve">(S. 9–48). Waxmann.</w:t>
-      </w:r>
-      <w:r>
-        <w:t xml:space="preserve"> </w:t>
-      </w:r>
-      <w:hyperlink r:id="rId78">
-        <w:r>
-          <w:rPr>
-            <w:rStyle w:val="Hyperlink"/>
-          </w:rPr>
-          <w:t xml:space="preserve">https://doi.org/10.31244/9783830998068.01</w:t>
-        </w:r>
-      </w:hyperlink>
-    </w:p>
-    <w:bookmarkEnd w:id="79"/>
-    <w:bookmarkStart w:id="81" w:name="ref-cramer2024"/>
-    <w:p>
-      <w:pPr>
-        <w:pStyle w:val="Bibliography"/>
-      </w:pPr>
-      <w:r>
-        <w:t xml:space="preserve">Cramer, C., Brahm, T., Führer, C., Hapke, J., &amp; Schweitzer, F. (2024).</w:t>
-      </w:r>
-      <w:r>
-        <w:t xml:space="preserve"> </w:t>
-      </w:r>
-      <w:r>
-        <w:t xml:space="preserve">Zur Relevanz der Dom</w:t>
-      </w:r>
-      <w:r>
-        <w:t xml:space="preserve">ä</w:t>
-      </w:r>
-      <w:r>
-        <w:t xml:space="preserve">ne f</w:t>
-      </w:r>
-      <w:r>
-        <w:t xml:space="preserve">ü</w:t>
-      </w:r>
-      <w:r>
-        <w:t xml:space="preserve">r die Professionalit</w:t>
-      </w:r>
-      <w:r>
-        <w:t xml:space="preserve">ä</w:t>
-      </w:r>
-      <w:r>
-        <w:t xml:space="preserve">t von Lehrpersonen. Ein Beitrag zu Koh</w:t>
-      </w:r>
-      <w:r>
-        <w:t xml:space="preserve">ä</w:t>
-      </w:r>
-      <w:r>
-        <w:t xml:space="preserve">renz, Professionstheorie und allgemeiner Fachdidaktik</w:t>
-      </w:r>
-      <w:r>
-        <w:t xml:space="preserve">.</w:t>
-      </w:r>
-      <w:r>
-        <w:t xml:space="preserve"> </w:t>
-      </w:r>
-      <w:r>
-        <w:rPr>
-          <w:i/>
-          <w:iCs/>
-        </w:rPr>
-        <w:t xml:space="preserve">Zeitschrift f</w:t>
-      </w:r>
-      <w:r>
-        <w:rPr>
-          <w:i/>
-          <w:iCs/>
-        </w:rPr>
-        <w:t xml:space="preserve">ü</w:t>
-      </w:r>
-      <w:r>
-        <w:rPr>
-          <w:i/>
-          <w:iCs/>
-        </w:rPr>
-        <w:t xml:space="preserve">r P</w:t>
-      </w:r>
-      <w:r>
-        <w:rPr>
-          <w:i/>
-          <w:iCs/>
-        </w:rPr>
-        <w:t xml:space="preserve">ä</w:t>
-      </w:r>
-      <w:r>
-        <w:rPr>
-          <w:i/>
-          <w:iCs/>
-        </w:rPr>
-        <w:t xml:space="preserve">dagogik</w:t>
-      </w:r>
-      <w:r>
-        <w:t xml:space="preserve">,</w:t>
-      </w:r>
-      <w:r>
-        <w:t xml:space="preserve"> </w:t>
-      </w:r>
-      <w:r>
-        <w:rPr>
-          <w:i/>
-          <w:iCs/>
-        </w:rPr>
-        <w:t xml:space="preserve">70</w:t>
-      </w:r>
-      <w:r>
-        <w:t xml:space="preserve">(3), 366–386.</w:t>
-      </w:r>
-      <w:r>
-        <w:t xml:space="preserve"> </w:t>
-      </w:r>
-      <w:hyperlink r:id="rId80">
-        <w:r>
-          <w:rPr>
-            <w:rStyle w:val="Hyperlink"/>
-          </w:rPr>
-          <w:t xml:space="preserve">https://doi.org/10.3262/ZP0000016</w:t>
-        </w:r>
-      </w:hyperlink>
-    </w:p>
-    <w:bookmarkEnd w:id="81"/>
-    <w:bookmarkStart w:id="82" w:name="ref-cramer2023"/>
-    <w:p>
-      <w:pPr>
-        <w:pStyle w:val="Bibliography"/>
-      </w:pPr>
-      <w:r>
-        <w:t xml:space="preserve">Cramer, C., Groß Ophoff, J., &amp; Schreiber, F. (2023).</w:t>
-      </w:r>
-      <w:r>
-        <w:t xml:space="preserve"> </w:t>
-      </w:r>
-      <w:r>
-        <w:t xml:space="preserve">Professionalit</w:t>
-      </w:r>
-      <w:r>
-        <w:t xml:space="preserve">ä</w:t>
-      </w:r>
-      <w:r>
-        <w:t xml:space="preserve">t im Lehrerinnen- und Lehrerberuf. Zur Inkoh</w:t>
-      </w:r>
-      <w:r>
-        <w:t xml:space="preserve">ä</w:t>
-      </w:r>
-      <w:r>
-        <w:t xml:space="preserve">renz von Professionstheorie und</w:t>
-      </w:r>
-      <w:r>
-        <w:t xml:space="preserve"> </w:t>
-      </w:r>
-      <w:r>
-        <w:t xml:space="preserve">Ü</w:t>
-      </w:r>
-      <w:r>
-        <w:t xml:space="preserve">berzeugungen von Lehrpersonen.</w:t>
-      </w:r>
-      <w:r>
-        <w:t xml:space="preserve"> </w:t>
-      </w:r>
-      <w:r>
-        <w:rPr>
-          <w:i/>
-          <w:iCs/>
-        </w:rPr>
-        <w:t xml:space="preserve">Zeitschrift f</w:t>
-      </w:r>
-      <w:r>
-        <w:rPr>
-          <w:i/>
-          <w:iCs/>
-        </w:rPr>
-        <w:t xml:space="preserve">ü</w:t>
-      </w:r>
-      <w:r>
-        <w:rPr>
-          <w:i/>
-          <w:iCs/>
-        </w:rPr>
-        <w:t xml:space="preserve">r P</w:t>
-      </w:r>
-      <w:r>
-        <w:rPr>
-          <w:i/>
-          <w:iCs/>
-        </w:rPr>
-        <w:t xml:space="preserve">ä</w:t>
-      </w:r>
-      <w:r>
-        <w:rPr>
-          <w:i/>
-          <w:iCs/>
-        </w:rPr>
-        <w:t xml:space="preserve">dagogik</w:t>
-      </w:r>
-      <w:r>
-        <w:t xml:space="preserve">,</w:t>
-      </w:r>
-      <w:r>
-        <w:t xml:space="preserve"> </w:t>
-      </w:r>
-      <w:r>
-        <w:rPr>
-          <w:i/>
-          <w:iCs/>
-        </w:rPr>
-        <w:t xml:space="preserve">69</w:t>
-      </w:r>
-      <w:r>
-        <w:t xml:space="preserve">(1), 67–87.</w:t>
-      </w:r>
-    </w:p>
-    <w:bookmarkEnd w:id="82"/>
-    <w:bookmarkStart w:id="84" w:name="ref-cramer2019"/>
-    <w:p>
-      <w:pPr>
-        <w:pStyle w:val="Bibliography"/>
-      </w:pPr>
-      <w:r>
-        <w:t xml:space="preserve">Cramer, C., Harant, M., Merk, S., Drahmann, M., &amp; Emmerich, M. (2019).</w:t>
-      </w:r>
-      <w:r>
-        <w:t xml:space="preserve"> </w:t>
-      </w:r>
-      <w:r>
-        <w:t xml:space="preserve">Meta-Reflexivit</w:t>
-      </w:r>
-      <w:r>
-        <w:t xml:space="preserve">ä</w:t>
-      </w:r>
-      <w:r>
-        <w:t xml:space="preserve">t und Professionalit</w:t>
-      </w:r>
-      <w:r>
-        <w:t xml:space="preserve">ä</w:t>
-      </w:r>
-      <w:r>
-        <w:t xml:space="preserve">t im Lehrerinnen- und Lehrerberuf</w:t>
-      </w:r>
-      <w:r>
-        <w:t xml:space="preserve">.</w:t>
-      </w:r>
-      <w:r>
-        <w:t xml:space="preserve"> </w:t>
-      </w:r>
-      <w:r>
-        <w:rPr>
-          <w:i/>
-          <w:iCs/>
-        </w:rPr>
-        <w:t xml:space="preserve">Zeitschrift f</w:t>
-      </w:r>
-      <w:r>
-        <w:rPr>
-          <w:i/>
-          <w:iCs/>
-        </w:rPr>
-        <w:t xml:space="preserve">ü</w:t>
-      </w:r>
-      <w:r>
-        <w:rPr>
-          <w:i/>
-          <w:iCs/>
-        </w:rPr>
-        <w:t xml:space="preserve">r P</w:t>
-      </w:r>
-      <w:r>
-        <w:rPr>
-          <w:i/>
-          <w:iCs/>
-        </w:rPr>
-        <w:t xml:space="preserve">ä</w:t>
-      </w:r>
-      <w:r>
-        <w:rPr>
-          <w:i/>
-          <w:iCs/>
-        </w:rPr>
-        <w:t xml:space="preserve">dagogik</w:t>
-      </w:r>
-      <w:r>
-        <w:t xml:space="preserve">,</w:t>
-      </w:r>
-      <w:r>
-        <w:t xml:space="preserve"> </w:t>
-      </w:r>
-      <w:r>
-        <w:rPr>
-          <w:i/>
-          <w:iCs/>
-        </w:rPr>
-        <w:t xml:space="preserve">65</w:t>
-      </w:r>
-      <w:r>
-        <w:t xml:space="preserve">(3), 401–423.</w:t>
-      </w:r>
-      <w:r>
-        <w:t xml:space="preserve"> </w:t>
-      </w:r>
-      <w:hyperlink r:id="rId83">
-        <w:r>
-          <w:rPr>
-            <w:rStyle w:val="Hyperlink"/>
-          </w:rPr>
-          <w:t xml:space="preserve">https://doi.org/10.25656/01:23949.</w:t>
-        </w:r>
-      </w:hyperlink>
-    </w:p>
-    <w:bookmarkEnd w:id="84"/>
-    <w:bookmarkStart w:id="86" w:name="ref-dubberke2008"/>
-    <w:p>
-      <w:pPr>
-        <w:pStyle w:val="Bibliography"/>
-      </w:pPr>
-      <w:r>
-        <w:t xml:space="preserve">Dubberke, T., Kunter, M., McElvany, N., Brunner, M., &amp; Baumert, J. (2008). Lerntheoretische Überzeugungen von Mathematiklehrkräften. Einflüsse auf die Unterrichtsgestaltung und den Lernerfolg von Schülerinnen und Schülern.</w:t>
-      </w:r>
-      <w:r>
-        <w:t xml:space="preserve"> </w:t>
-      </w:r>
-      <w:r>
-        <w:rPr>
-          <w:i/>
-          <w:iCs/>
-        </w:rPr>
-        <w:t xml:space="preserve">Zeitschrift für Pädagogische Psychologie</w:t>
-      </w:r>
-      <w:r>
-        <w:t xml:space="preserve">,</w:t>
-      </w:r>
-      <w:r>
-        <w:t xml:space="preserve"> </w:t>
-      </w:r>
-      <w:r>
-        <w:rPr>
-          <w:i/>
-          <w:iCs/>
-        </w:rPr>
-        <w:t xml:space="preserve">22</w:t>
-      </w:r>
-      <w:r>
-        <w:t xml:space="preserve">(3-4), 193–206.</w:t>
-      </w:r>
-      <w:r>
-        <w:t xml:space="preserve"> </w:t>
-      </w:r>
-      <w:hyperlink r:id="rId85">
-        <w:r>
-          <w:rPr>
-            <w:rStyle w:val="Hyperlink"/>
-          </w:rPr>
-          <w:t xml:space="preserve">https://doi.org/10.1024/1010-0652.22.34.193</w:t>
-        </w:r>
-      </w:hyperlink>
-    </w:p>
-    <w:bookmarkEnd w:id="86"/>
-    <w:bookmarkStart w:id="88" w:name="ref-evans2008"/>
-    <w:p>
-      <w:pPr>
-        <w:pStyle w:val="Bibliography"/>
-      </w:pPr>
-      <w:r>
-        <w:t xml:space="preserve">Evans, L. (2008). Professionalism, professionality and the development of education professionals.</w:t>
-      </w:r>
-      <w:r>
-        <w:t xml:space="preserve"> </w:t>
-      </w:r>
-      <w:r>
-        <w:rPr>
-          <w:i/>
-          <w:iCs/>
-        </w:rPr>
-        <w:t xml:space="preserve">British Journal of Educational Studies</w:t>
-      </w:r>
-      <w:r>
-        <w:t xml:space="preserve">,</w:t>
-      </w:r>
-      <w:r>
-        <w:t xml:space="preserve"> </w:t>
-      </w:r>
-      <w:r>
-        <w:rPr>
-          <w:i/>
-          <w:iCs/>
-        </w:rPr>
-        <w:t xml:space="preserve">56</w:t>
-      </w:r>
-      <w:r>
-        <w:t xml:space="preserve">(1), 20–38.</w:t>
-      </w:r>
-      <w:r>
-        <w:t xml:space="preserve"> </w:t>
-      </w:r>
-      <w:hyperlink r:id="rId87">
-        <w:r>
-          <w:rPr>
-            <w:rStyle w:val="Hyperlink"/>
-          </w:rPr>
-          <w:t xml:space="preserve">https://doi.org/10.1111/j.1467-8527.2007.00392.x</w:t>
-        </w:r>
-      </w:hyperlink>
-    </w:p>
-    <w:bookmarkEnd w:id="88"/>
-    <w:bookmarkStart w:id="89" w:name="ref-fabel-lamla2018"/>
-    <w:p>
-      <w:pPr>
-        <w:pStyle w:val="Bibliography"/>
-      </w:pPr>
-      <w:r>
-        <w:t xml:space="preserve">Fabel-Lamla, M. (2018).</w:t>
-      </w:r>
-      <w:r>
-        <w:t xml:space="preserve"> </w:t>
-      </w:r>
-      <w:r>
-        <w:t xml:space="preserve">Der (berufs-)biographische Professionsansatz zum Lehrerberuf</w:t>
-      </w:r>
-      <w:r>
-        <w:t xml:space="preserve">. In J. Böhme, C. Cramer, &amp; C. Bressler (Hrsg.),</w:t>
-      </w:r>
-      <w:r>
-        <w:t xml:space="preserve"> </w:t>
-      </w:r>
-      <w:r>
-        <w:rPr>
-          <w:i/>
-          <w:iCs/>
-        </w:rPr>
-        <w:t xml:space="preserve">Erziehungswissenschaft und Lehrerbildung im Widerstreit!? Verh</w:t>
-      </w:r>
-      <w:r>
-        <w:rPr>
-          <w:i/>
-          <w:iCs/>
-        </w:rPr>
-        <w:t xml:space="preserve">ä</w:t>
-      </w:r>
-      <w:r>
-        <w:rPr>
-          <w:i/>
-          <w:iCs/>
-        </w:rPr>
-        <w:t xml:space="preserve">ltnisbestimmungen, Herausforderungen und Perspektiven</w:t>
-      </w:r>
-      <w:r>
-        <w:t xml:space="preserve"> </w:t>
-      </w:r>
-      <w:r>
-        <w:t xml:space="preserve">(S. 82–100). Klinkhardt.</w:t>
-      </w:r>
-    </w:p>
-    <w:bookmarkEnd w:id="89"/>
-    <w:bookmarkStart w:id="91" w:name="ref-fives2019"/>
-    <w:p>
-      <w:pPr>
-        <w:pStyle w:val="Bibliography"/>
-      </w:pPr>
-      <w:r>
-        <w:t xml:space="preserve">Fives, H., Barnes, N., Chiavola, C., SaizdeLaMora, K., Oliveros, E., &amp; Mabrouk-Hattab, S. (2019). Reviews of teachers’ beliefs. In G. W. Noblit (Hrsg.),</w:t>
-      </w:r>
-      <w:r>
-        <w:t xml:space="preserve"> </w:t>
-      </w:r>
-      <w:r>
-        <w:rPr>
-          <w:i/>
-          <w:iCs/>
-        </w:rPr>
-        <w:t xml:space="preserve">Oxford</w:t>
-      </w:r>
-      <w:r>
-        <w:rPr>
-          <w:i/>
-          <w:iCs/>
-        </w:rPr>
-        <w:t xml:space="preserve"> </w:t>
-      </w:r>
-      <w:r>
-        <w:rPr>
-          <w:i/>
-          <w:iCs/>
-        </w:rPr>
-        <w:t xml:space="preserve">Research Encyclopedia</w:t>
-      </w:r>
-      <w:r>
-        <w:rPr>
-          <w:i/>
-          <w:iCs/>
-        </w:rPr>
-        <w:t xml:space="preserve"> </w:t>
-      </w:r>
-      <w:r>
-        <w:rPr>
-          <w:i/>
-          <w:iCs/>
-        </w:rPr>
-        <w:t xml:space="preserve">of</w:t>
-      </w:r>
-      <w:r>
-        <w:rPr>
-          <w:i/>
-          <w:iCs/>
-        </w:rPr>
-        <w:t xml:space="preserve"> </w:t>
-      </w:r>
-      <w:r>
-        <w:rPr>
-          <w:i/>
-          <w:iCs/>
-        </w:rPr>
-        <w:t xml:space="preserve">Education</w:t>
-      </w:r>
-      <w:r>
-        <w:t xml:space="preserve">. Oxford University Press.</w:t>
-      </w:r>
-      <w:r>
-        <w:t xml:space="preserve"> </w:t>
-      </w:r>
-      <w:hyperlink r:id="rId90">
-        <w:r>
-          <w:rPr>
-            <w:rStyle w:val="Hyperlink"/>
-          </w:rPr>
-          <w:t xml:space="preserve">https://doi.org/10.1093/acrefore/9780190264093.013.781</w:t>
-        </w:r>
-      </w:hyperlink>
-    </w:p>
-    <w:bookmarkEnd w:id="91"/>
-    <w:bookmarkStart w:id="93" w:name="ref-fives2008"/>
-    <w:p>
-      <w:pPr>
-        <w:pStyle w:val="Bibliography"/>
-      </w:pPr>
-      <w:r>
-        <w:t xml:space="preserve">Fives, H., &amp; Buehl, M. M. (2008). What do teachers believe? Developing a framework for examining beliefs about teachers’ knowledge and ability.</w:t>
-      </w:r>
-      <w:r>
-        <w:t xml:space="preserve"> </w:t>
-      </w:r>
-      <w:r>
-        <w:rPr>
-          <w:i/>
-          <w:iCs/>
-        </w:rPr>
-        <w:t xml:space="preserve">Contemporary Educational Psychology</w:t>
-      </w:r>
-      <w:r>
-        <w:t xml:space="preserve">,</w:t>
-      </w:r>
-      <w:r>
-        <w:t xml:space="preserve"> </w:t>
-      </w:r>
-      <w:r>
-        <w:rPr>
-          <w:i/>
-          <w:iCs/>
-        </w:rPr>
-        <w:t xml:space="preserve">33</w:t>
-      </w:r>
-      <w:r>
-        <w:t xml:space="preserve">(2), 134–176.</w:t>
-      </w:r>
-      <w:r>
-        <w:t xml:space="preserve"> </w:t>
-      </w:r>
-      <w:hyperlink r:id="rId92">
-        <w:r>
-          <w:rPr>
-            <w:rStyle w:val="Hyperlink"/>
-          </w:rPr>
-          <w:t xml:space="preserve">https://doi.org/10.1016/j.cedpsych.2008.01.001</w:t>
-        </w:r>
-      </w:hyperlink>
-    </w:p>
-    <w:bookmarkEnd w:id="93"/>
-    <w:bookmarkStart w:id="95" w:name="ref-fives2012"/>
-    <w:p>
-      <w:pPr>
-        <w:pStyle w:val="Bibliography"/>
-      </w:pPr>
-      <w:r>
-        <w:t xml:space="preserve">Fives, H., &amp; Buehl, M. M. (2012). Spring cleaning for the</w:t>
-      </w:r>
-      <w:r>
-        <w:t xml:space="preserve"> </w:t>
-      </w:r>
-      <w:r>
-        <w:t xml:space="preserve">„messy“</w:t>
-      </w:r>
-      <w:r>
-        <w:t xml:space="preserve"> </w:t>
-      </w:r>
-      <w:r>
-        <w:t xml:space="preserve">construct of teachers’ beliefs:</w:t>
-      </w:r>
-      <w:r>
-        <w:t xml:space="preserve"> </w:t>
-      </w:r>
-      <w:r>
-        <w:t xml:space="preserve">What</w:t>
-      </w:r>
-      <w:r>
-        <w:t xml:space="preserve"> </w:t>
-      </w:r>
-      <w:r>
-        <w:t xml:space="preserve">are they?</w:t>
-      </w:r>
-      <w:r>
-        <w:t xml:space="preserve"> </w:t>
-      </w:r>
-      <w:r>
-        <w:t xml:space="preserve">Which</w:t>
-      </w:r>
-      <w:r>
-        <w:t xml:space="preserve"> </w:t>
-      </w:r>
-      <w:r>
-        <w:t xml:space="preserve">have been examined?</w:t>
-      </w:r>
-      <w:r>
-        <w:t xml:space="preserve"> </w:t>
-      </w:r>
-      <w:r>
-        <w:t xml:space="preserve">What</w:t>
-      </w:r>
-      <w:r>
-        <w:t xml:space="preserve"> </w:t>
-      </w:r>
-      <w:r>
-        <w:t xml:space="preserve">can they tell us? In K. R. Harris, S. Graham, T. Urdan, S. Graham, J. M. Royer, &amp; M. Zeidner (Hrsg.),</w:t>
-      </w:r>
-      <w:r>
-        <w:t xml:space="preserve"> </w:t>
-      </w:r>
-      <w:r>
-        <w:rPr>
-          <w:i/>
-          <w:iCs/>
-        </w:rPr>
-        <w:t xml:space="preserve">APA</w:t>
-      </w:r>
-      <w:r>
-        <w:rPr>
-          <w:i/>
-          <w:iCs/>
-        </w:rPr>
-        <w:t xml:space="preserve"> </w:t>
-      </w:r>
-      <w:r>
-        <w:rPr>
-          <w:i/>
-          <w:iCs/>
-        </w:rPr>
-        <w:t xml:space="preserve">educational psychology handbook,</w:t>
-      </w:r>
-      <w:r>
-        <w:rPr>
-          <w:i/>
-          <w:iCs/>
-        </w:rPr>
-        <w:t xml:space="preserve"> </w:t>
-      </w:r>
-      <w:r>
-        <w:rPr>
-          <w:i/>
-          <w:iCs/>
-        </w:rPr>
-        <w:t xml:space="preserve">Vol</w:t>
-      </w:r>
-      <w:r>
-        <w:rPr>
-          <w:i/>
-          <w:iCs/>
-        </w:rPr>
-        <w:t xml:space="preserve"> </w:t>
-      </w:r>
-      <w:r>
-        <w:rPr>
-          <w:i/>
-          <w:iCs/>
-        </w:rPr>
-        <w:t xml:space="preserve">2:</w:t>
-      </w:r>
-      <w:r>
-        <w:rPr>
-          <w:i/>
-          <w:iCs/>
-        </w:rPr>
-        <w:t xml:space="preserve"> </w:t>
-      </w:r>
-      <w:r>
-        <w:rPr>
-          <w:i/>
-          <w:iCs/>
-        </w:rPr>
-        <w:t xml:space="preserve">Individual</w:t>
-      </w:r>
-      <w:r>
-        <w:rPr>
-          <w:i/>
-          <w:iCs/>
-        </w:rPr>
-        <w:t xml:space="preserve"> </w:t>
-      </w:r>
-      <w:r>
-        <w:rPr>
-          <w:i/>
-          <w:iCs/>
-        </w:rPr>
-        <w:t xml:space="preserve">differences and cultural and contextual factors.</w:t>
-      </w:r>
-      <w:r>
-        <w:t xml:space="preserve"> </w:t>
-      </w:r>
-      <w:r>
-        <w:t xml:space="preserve">(S. 471–499). Washington: American Psychological Association.</w:t>
-      </w:r>
-      <w:r>
-        <w:t xml:space="preserve"> </w:t>
-      </w:r>
-      <w:hyperlink r:id="rId94">
-        <w:r>
-          <w:rPr>
-            <w:rStyle w:val="Hyperlink"/>
-          </w:rPr>
-          <w:t xml:space="preserve">https://doi.org/10.1037/13274-019</w:t>
-        </w:r>
-      </w:hyperlink>
-    </w:p>
-    <w:bookmarkEnd w:id="95"/>
-    <w:bookmarkStart w:id="96" w:name="ref-gebauer2013"/>
-    <w:p>
-      <w:pPr>
-        <w:pStyle w:val="Bibliography"/>
-      </w:pPr>
-      <w:r>
-        <w:t xml:space="preserve">Gebauer, M. M., McElvany, N., &amp; Klukas, S. (2013).</w:t>
-      </w:r>
-      <w:r>
-        <w:t xml:space="preserve"> </w:t>
-      </w:r>
-      <w:r>
-        <w:t xml:space="preserve">Einstellungen von Lehramtsanw</w:t>
-      </w:r>
-      <w:r>
-        <w:t xml:space="preserve">ä</w:t>
-      </w:r>
-      <w:r>
-        <w:t xml:space="preserve">rterinnen und Lehramtsanw</w:t>
-      </w:r>
-      <w:r>
-        <w:t xml:space="preserve">ä</w:t>
-      </w:r>
-      <w:r>
-        <w:t xml:space="preserve">rtern zum Umgang mit heterogenen Sch</w:t>
-      </w:r>
-      <w:r>
-        <w:t xml:space="preserve">ü</w:t>
-      </w:r>
-      <w:r>
-        <w:t xml:space="preserve">lergruppen in Schule und Unterricht</w:t>
-      </w:r>
-      <w:r>
-        <w:t xml:space="preserve">. In N. McElvany, M. M. Gebauer, W. Bos, &amp; H.-G. Holtappels (Hrsg.),</w:t>
-      </w:r>
-      <w:r>
-        <w:t xml:space="preserve"> </w:t>
-      </w:r>
-      <w:r>
-        <w:rPr>
-          <w:i/>
-          <w:iCs/>
-        </w:rPr>
-        <w:t xml:space="preserve">Jahrbuch der Schulentwicklung</w:t>
-      </w:r>
-      <w:r>
-        <w:t xml:space="preserve"> </w:t>
-      </w:r>
-      <w:r>
-        <w:t xml:space="preserve">(S. 191–216).</w:t>
-      </w:r>
-    </w:p>
-    <w:bookmarkEnd w:id="96"/>
-    <w:bookmarkStart w:id="98" w:name="ref-gold2024"/>
-    <w:p>
-      <w:pPr>
-        <w:pStyle w:val="Bibliography"/>
-      </w:pPr>
-      <w:r>
-        <w:t xml:space="preserve">Gold, B., Thomm, E., &amp; Bauer, J. (2024). Using the theory of planned behaviour to predict pre-service teachers’ preferences for scientific sources.</w:t>
-      </w:r>
-      <w:r>
-        <w:t xml:space="preserve"> </w:t>
-      </w:r>
-      <w:r>
-        <w:rPr>
-          <w:i/>
-          <w:iCs/>
-        </w:rPr>
-        <w:t xml:space="preserve">British Journal of Educational Psychology</w:t>
-      </w:r>
-      <w:r>
-        <w:t xml:space="preserve">,</w:t>
-      </w:r>
-      <w:r>
-        <w:t xml:space="preserve"> </w:t>
-      </w:r>
-      <w:r>
-        <w:rPr>
-          <w:i/>
-          <w:iCs/>
-        </w:rPr>
-        <w:t xml:space="preserve">94</w:t>
-      </w:r>
-      <w:r>
-        <w:t xml:space="preserve">(1), 216–230.</w:t>
-      </w:r>
-      <w:r>
-        <w:t xml:space="preserve"> </w:t>
-      </w:r>
-      <w:hyperlink r:id="rId97">
-        <w:r>
-          <w:rPr>
-            <w:rStyle w:val="Hyperlink"/>
-          </w:rPr>
-          <w:t xml:space="preserve">https://doi.org/10.1111/bjep.12643</w:t>
-        </w:r>
-      </w:hyperlink>
-    </w:p>
-    <w:bookmarkEnd w:id="98"/>
-    <w:bookmarkStart w:id="100" w:name="ref-helsper2007"/>
-    <w:p>
-      <w:pPr>
-        <w:pStyle w:val="Bibliography"/>
-      </w:pPr>
-      <w:r>
-        <w:t xml:space="preserve">Helsper, W. (2007).</w:t>
-      </w:r>
-      <w:r>
-        <w:t xml:space="preserve"> </w:t>
-      </w:r>
-      <w:r>
-        <w:t xml:space="preserve">Eine Antwort auf J</w:t>
-      </w:r>
-      <w:r>
-        <w:t xml:space="preserve">ü</w:t>
-      </w:r>
-      <w:r>
-        <w:t xml:space="preserve">rgen Baumerts und Mareike Kunters Kritik am strukturtheoretischen Professionsansatz</w:t>
-      </w:r>
-      <w:r>
-        <w:t xml:space="preserve">.</w:t>
-      </w:r>
-      <w:r>
-        <w:t xml:space="preserve"> </w:t>
-      </w:r>
-      <w:r>
-        <w:rPr>
-          <w:i/>
-          <w:iCs/>
-        </w:rPr>
-        <w:t xml:space="preserve">Zeitschrift f</w:t>
-      </w:r>
-      <w:r>
-        <w:rPr>
-          <w:i/>
-          <w:iCs/>
-        </w:rPr>
-        <w:t xml:space="preserve">ü</w:t>
-      </w:r>
-      <w:r>
-        <w:rPr>
-          <w:i/>
-          <w:iCs/>
-        </w:rPr>
-        <w:t xml:space="preserve">r Erziehungswissenschaft</w:t>
-      </w:r>
-      <w:r>
-        <w:t xml:space="preserve">,</w:t>
-      </w:r>
-      <w:r>
-        <w:t xml:space="preserve"> </w:t>
-      </w:r>
-      <w:r>
-        <w:rPr>
-          <w:i/>
-          <w:iCs/>
-        </w:rPr>
-        <w:t xml:space="preserve">10</w:t>
-      </w:r>
-      <w:r>
-        <w:t xml:space="preserve">(4), 567–579.</w:t>
-      </w:r>
-      <w:r>
-        <w:t xml:space="preserve"> </w:t>
-      </w:r>
-      <w:hyperlink r:id="rId99">
-        <w:r>
-          <w:rPr>
-            <w:rStyle w:val="Hyperlink"/>
-          </w:rPr>
-          <w:t xml:space="preserve">https://doi.org/10.1007/s11618-007-0064-1</w:t>
-        </w:r>
-      </w:hyperlink>
-    </w:p>
-    <w:bookmarkEnd w:id="100"/>
-    <w:bookmarkStart w:id="101" w:name="ref-helsper2014"/>
-    <w:p>
-      <w:pPr>
-        <w:pStyle w:val="Bibliography"/>
-      </w:pPr>
-      <w:r>
-        <w:t xml:space="preserve">Helsper, W. (2014).</w:t>
-      </w:r>
-      <w:r>
-        <w:t xml:space="preserve"> </w:t>
-      </w:r>
-      <w:r>
-        <w:t xml:space="preserve">Lehrerprofessionalit</w:t>
-      </w:r>
-      <w:r>
-        <w:t xml:space="preserve">ä</w:t>
-      </w:r>
-      <w:r>
-        <w:t xml:space="preserve">t – der strukturtheoretische Professionsansatz zum Lehrerberuf</w:t>
-      </w:r>
-      <w:r>
-        <w:t xml:space="preserve">. In E. Terhart, H. Bennewitz, &amp; M. Rothland (Hrsg.),</w:t>
-      </w:r>
-      <w:r>
-        <w:t xml:space="preserve"> </w:t>
-      </w:r>
-      <w:r>
-        <w:rPr>
-          <w:i/>
-          <w:iCs/>
-        </w:rPr>
-        <w:t xml:space="preserve">Handbuch der Forschung zum Lehrerberuf</w:t>
-      </w:r>
-      <w:r>
-        <w:t xml:space="preserve"> </w:t>
-      </w:r>
-      <w:r>
-        <w:t xml:space="preserve">(S. 216–240). Waxmann.</w:t>
-      </w:r>
-    </w:p>
-    <w:bookmarkEnd w:id="101"/>
-    <w:bookmarkStart w:id="102" w:name="ref-helsper2021"/>
-    <w:p>
-      <w:pPr>
-        <w:pStyle w:val="Bibliography"/>
-      </w:pPr>
-      <w:r>
-        <w:t xml:space="preserve">Helsper, W. (2021).</w:t>
-      </w:r>
-      <w:r>
-        <w:t xml:space="preserve"> </w:t>
-      </w:r>
-      <w:r>
-        <w:rPr>
-          <w:i/>
-          <w:iCs/>
-        </w:rPr>
-        <w:t xml:space="preserve">Professionalität und Professionalisierung pädagogischen Handelns: Eine Einführung</w:t>
-      </w:r>
-      <w:r>
-        <w:t xml:space="preserve">. utb.</w:t>
-      </w:r>
-    </w:p>
-    <w:bookmarkEnd w:id="102"/>
-    <w:bookmarkStart w:id="103" w:name="ref-herzog2014"/>
-    <w:p>
-      <w:pPr>
-        <w:pStyle w:val="Bibliography"/>
-      </w:pPr>
-      <w:r>
-        <w:t xml:space="preserve">Herzog, S. (2014).</w:t>
-      </w:r>
-      <w:r>
-        <w:t xml:space="preserve"> </w:t>
-      </w:r>
-      <w:r>
-        <w:t xml:space="preserve">Ü</w:t>
-      </w:r>
-      <w:r>
-        <w:t xml:space="preserve">ber den Berufseinstieg hinaus: Berufsbiografien von Lehrerinnen und Lehrern im Blickfeld der Forschung. In E. Terhart, H. Bennewitz, &amp; M. Rothland (Hrsg.),</w:t>
-      </w:r>
-      <w:r>
-        <w:t xml:space="preserve"> </w:t>
-      </w:r>
-      <w:r>
-        <w:rPr>
-          <w:i/>
-          <w:iCs/>
-        </w:rPr>
-        <w:t xml:space="preserve">Handbuch der Forschung zum Lehrerberuf</w:t>
-      </w:r>
-      <w:r>
-        <w:t xml:space="preserve"> </w:t>
-      </w:r>
-      <w:r>
-        <w:t xml:space="preserve">(2. Aufl., S. 408–432). Waxmann.</w:t>
-      </w:r>
-    </w:p>
-    <w:bookmarkEnd w:id="103"/>
-    <w:bookmarkStart w:id="105" w:name="ref-hofer2012"/>
-    <w:p>
-      <w:pPr>
-        <w:pStyle w:val="Bibliography"/>
-      </w:pPr>
-      <w:r>
-        <w:t xml:space="preserve">Hofer, B. K., &amp; Bendixen, L. D. (2012). Personal epistemology:</w:t>
-      </w:r>
-      <w:r>
-        <w:t xml:space="preserve"> </w:t>
-      </w:r>
-      <w:r>
-        <w:t xml:space="preserve">Theory</w:t>
-      </w:r>
-      <w:r>
-        <w:t xml:space="preserve">, research, and future directions. In K. R. Harris, S. Graham, T. Urdan, C. B. McCormick, G. M. Sinatra, &amp; J. Sweller (Hrsg.),</w:t>
-      </w:r>
-      <w:r>
-        <w:t xml:space="preserve"> </w:t>
-      </w:r>
-      <w:r>
-        <w:rPr>
-          <w:i/>
-          <w:iCs/>
-        </w:rPr>
-        <w:t xml:space="preserve">APA</w:t>
-      </w:r>
-      <w:r>
-        <w:rPr>
-          <w:i/>
-          <w:iCs/>
-        </w:rPr>
-        <w:t xml:space="preserve"> </w:t>
-      </w:r>
-      <w:r>
-        <w:rPr>
-          <w:i/>
-          <w:iCs/>
-        </w:rPr>
-        <w:t xml:space="preserve">educational psychology handbook,</w:t>
-      </w:r>
-      <w:r>
-        <w:rPr>
-          <w:i/>
-          <w:iCs/>
-        </w:rPr>
-        <w:t xml:space="preserve"> </w:t>
-      </w:r>
-      <w:r>
-        <w:rPr>
-          <w:i/>
-          <w:iCs/>
-        </w:rPr>
-        <w:t xml:space="preserve">Vol</w:t>
-      </w:r>
-      <w:r>
-        <w:rPr>
-          <w:i/>
-          <w:iCs/>
-        </w:rPr>
-        <w:t xml:space="preserve"> </w:t>
-      </w:r>
-      <w:r>
-        <w:rPr>
-          <w:i/>
-          <w:iCs/>
-        </w:rPr>
-        <w:t xml:space="preserve">1:</w:t>
-      </w:r>
-      <w:r>
-        <w:rPr>
-          <w:i/>
-          <w:iCs/>
-        </w:rPr>
-        <w:t xml:space="preserve"> </w:t>
-      </w:r>
-      <w:r>
-        <w:rPr>
-          <w:i/>
-          <w:iCs/>
-        </w:rPr>
-        <w:t xml:space="preserve">Theories</w:t>
-      </w:r>
-      <w:r>
-        <w:rPr>
-          <w:i/>
-          <w:iCs/>
-        </w:rPr>
-        <w:t xml:space="preserve">, constructs, and critical issues</w:t>
-      </w:r>
-      <w:r>
-        <w:t xml:space="preserve"> </w:t>
-      </w:r>
-      <w:r>
-        <w:t xml:space="preserve">(S. 227–256). Washington: American Psychological Association.</w:t>
-      </w:r>
-      <w:r>
-        <w:t xml:space="preserve"> </w:t>
-      </w:r>
-      <w:hyperlink r:id="rId104">
-        <w:r>
-          <w:rPr>
-            <w:rStyle w:val="Hyperlink"/>
-          </w:rPr>
-          <w:t xml:space="preserve">https://doi.org/10.1037/13273-009</w:t>
-        </w:r>
-      </w:hyperlink>
-    </w:p>
-    <w:bookmarkEnd w:id="105"/>
-    <w:bookmarkStart w:id="107" w:name="ref-hohenstein2014"/>
-    <w:p>
-      <w:pPr>
-        <w:pStyle w:val="Bibliography"/>
-      </w:pPr>
-      <w:r>
-        <w:t xml:space="preserve">Hohenstein, F., Zimmermann, F., Kleickmann, T., Köller, O., &amp; Möller, J. (2014). Sind die bildungswissenschaftlichen Standards für die Lehramtsausbildung in den Curricula der Hochschulen angekommen?</w:t>
-      </w:r>
-      <w:r>
-        <w:t xml:space="preserve"> </w:t>
-      </w:r>
-      <w:r>
-        <w:rPr>
-          <w:i/>
-          <w:iCs/>
-        </w:rPr>
-        <w:t xml:space="preserve">Zeitschrift für Erziehungswissenschaft</w:t>
-      </w:r>
-      <w:r>
-        <w:t xml:space="preserve">,</w:t>
-      </w:r>
-      <w:r>
-        <w:t xml:space="preserve"> </w:t>
-      </w:r>
-      <w:r>
-        <w:rPr>
-          <w:i/>
-          <w:iCs/>
-        </w:rPr>
-        <w:t xml:space="preserve">17</w:t>
-      </w:r>
-      <w:r>
-        <w:t xml:space="preserve">(3), 497–507.</w:t>
-      </w:r>
-      <w:r>
-        <w:t xml:space="preserve"> </w:t>
-      </w:r>
-      <w:hyperlink r:id="rId106">
-        <w:r>
-          <w:rPr>
-            <w:rStyle w:val="Hyperlink"/>
-          </w:rPr>
-          <w:t xml:space="preserve">https://doi.org/10.1007/s11618-014-0563-9</w:t>
-        </w:r>
-      </w:hyperlink>
-    </w:p>
-    <w:bookmarkEnd w:id="107"/>
-    <w:bookmarkStart w:id="109" w:name="ref-hu1999"/>
-    <w:p>
-      <w:pPr>
-        <w:pStyle w:val="Bibliography"/>
-      </w:pPr>
-      <w:r>
-        <w:t xml:space="preserve">Hu, L., &amp; Bentler, P. M. (1999). Cutoff criteria for fit indexes in covariance structure analysis: Conventional criteria versus new alternatives.</w:t>
-      </w:r>
-      <w:r>
-        <w:t xml:space="preserve"> </w:t>
-      </w:r>
-      <w:r>
-        <w:rPr>
-          <w:i/>
-          <w:iCs/>
-        </w:rPr>
-        <w:t xml:space="preserve">Structural Equation Modeling: A Multidisciplinary Journal</w:t>
-      </w:r>
-      <w:r>
-        <w:t xml:space="preserve">,</w:t>
-      </w:r>
-      <w:r>
-        <w:t xml:space="preserve"> </w:t>
-      </w:r>
-      <w:r>
-        <w:rPr>
-          <w:i/>
-          <w:iCs/>
-        </w:rPr>
-        <w:t xml:space="preserve">6</w:t>
-      </w:r>
-      <w:r>
-        <w:t xml:space="preserve">(1), 1–55.</w:t>
-      </w:r>
-      <w:r>
-        <w:t xml:space="preserve"> </w:t>
-      </w:r>
-      <w:hyperlink r:id="rId108">
-        <w:r>
-          <w:rPr>
-            <w:rStyle w:val="Hyperlink"/>
-          </w:rPr>
-          <w:t xml:space="preserve">https://doi.org/10.1080/10705519909540118</w:t>
-        </w:r>
-      </w:hyperlink>
-    </w:p>
-    <w:bookmarkEnd w:id="109"/>
-    <w:bookmarkStart w:id="111" w:name="ref-kjell2023"/>
-    <w:p>
-      <w:pPr>
-        <w:pStyle w:val="Bibliography"/>
-      </w:pPr>
-      <w:r>
-        <w:t xml:space="preserve">Kjell, O., Giorgi, S., &amp; Schwartz, H. A. (2023). The text-package: An R-package for analyzing and visualizing human language using natural language processing and transformers.</w:t>
-      </w:r>
-      <w:r>
-        <w:t xml:space="preserve"> </w:t>
-      </w:r>
-      <w:r>
-        <w:rPr>
-          <w:i/>
-          <w:iCs/>
-        </w:rPr>
-        <w:t xml:space="preserve">Psychological Methods</w:t>
-      </w:r>
-      <w:r>
-        <w:t xml:space="preserve">,</w:t>
-      </w:r>
-      <w:r>
-        <w:t xml:space="preserve"> </w:t>
-      </w:r>
-      <w:r>
-        <w:rPr>
-          <w:i/>
-          <w:iCs/>
-        </w:rPr>
-        <w:t xml:space="preserve">28</w:t>
-      </w:r>
-      <w:r>
-        <w:t xml:space="preserve">(6), 1478–1498.</w:t>
-      </w:r>
-      <w:r>
-        <w:t xml:space="preserve"> </w:t>
-      </w:r>
-      <w:hyperlink r:id="rId110">
-        <w:r>
-          <w:rPr>
-            <w:rStyle w:val="Hyperlink"/>
-          </w:rPr>
-          <w:t xml:space="preserve">https://doi.org/10.1037/met0000542</w:t>
-        </w:r>
-      </w:hyperlink>
-    </w:p>
-    <w:bookmarkEnd w:id="111"/>
-    <w:bookmarkStart w:id="113" w:name="ref-konig2020"/>
-    <w:p>
-      <w:pPr>
-        <w:pStyle w:val="Bibliography"/>
-      </w:pPr>
-      <w:r>
-        <w:t xml:space="preserve">König, J. (2020).</w:t>
-      </w:r>
-      <w:r>
-        <w:t xml:space="preserve"> </w:t>
-      </w:r>
-      <w:r>
-        <w:t xml:space="preserve">Kompetenzorientierter Ansatz in der Lehrerinnen- und Lehrerbildung</w:t>
-      </w:r>
-      <w:r>
-        <w:t xml:space="preserve">. In C. Cramer, J. König, M. Rothland, &amp; S. Blömeke (Hrsg.),</w:t>
-      </w:r>
-      <w:r>
-        <w:t xml:space="preserve"> </w:t>
-      </w:r>
-      <w:r>
-        <w:rPr>
-          <w:i/>
-          <w:iCs/>
-        </w:rPr>
-        <w:t xml:space="preserve">Handbuch Lehrerinnen- und Lehrerbildung</w:t>
-      </w:r>
-      <w:r>
-        <w:t xml:space="preserve">. Klinkhardt.</w:t>
-      </w:r>
-      <w:r>
-        <w:t xml:space="preserve"> </w:t>
-      </w:r>
-      <w:hyperlink r:id="rId112">
-        <w:r>
-          <w:rPr>
-            <w:rStyle w:val="Hyperlink"/>
-          </w:rPr>
-          <w:t xml:space="preserve">https://doi.org/10.35468/hblb2020-019</w:t>
-        </w:r>
-      </w:hyperlink>
-    </w:p>
-    <w:bookmarkEnd w:id="113"/>
-    <w:bookmarkStart w:id="114" w:name="ref-krauss2004"/>
-    <w:p>
-      <w:pPr>
-        <w:pStyle w:val="Bibliography"/>
-      </w:pPr>
-      <w:r>
-        <w:t xml:space="preserve">Krauss, S., Kunter, M., Brunner, M., Baumert, J., Blum, W., Neubrand, M., et al. (2004). COACTIV. Professionswissen von Lehrkräften, Kognitiv Aktivierender Mathematikunterricht und die Entwicklung von Mathematischer Kompetenz. In M. Doll &amp; M. Prenzel (Hrsg.),</w:t>
-      </w:r>
-      <w:r>
-        <w:t xml:space="preserve"> </w:t>
-      </w:r>
-      <w:r>
-        <w:rPr>
-          <w:i/>
-          <w:iCs/>
-        </w:rPr>
-        <w:t xml:space="preserve">Bildungsqualit</w:t>
-      </w:r>
-      <w:r>
-        <w:rPr>
-          <w:i/>
-          <w:iCs/>
-        </w:rPr>
-        <w:t xml:space="preserve">ä</w:t>
-      </w:r>
-      <w:r>
-        <w:rPr>
-          <w:i/>
-          <w:iCs/>
-        </w:rPr>
-        <w:t xml:space="preserve">t von</w:t>
-      </w:r>
-      <w:r>
-        <w:rPr>
-          <w:i/>
-          <w:iCs/>
-        </w:rPr>
-        <w:t xml:space="preserve"> </w:t>
-      </w:r>
-      <w:r>
-        <w:rPr>
-          <w:i/>
-          <w:iCs/>
-        </w:rPr>
-        <w:t xml:space="preserve">Schule</w:t>
-      </w:r>
-      <w:r>
-        <w:rPr>
-          <w:i/>
-          <w:iCs/>
-        </w:rPr>
-        <w:t xml:space="preserve">:</w:t>
-      </w:r>
-      <w:r>
-        <w:rPr>
-          <w:i/>
-          <w:iCs/>
-        </w:rPr>
-        <w:t xml:space="preserve"> </w:t>
-      </w:r>
-      <w:r>
-        <w:rPr>
-          <w:i/>
-          <w:iCs/>
-        </w:rPr>
-        <w:t xml:space="preserve">Lehrerprofessionalisierung</w:t>
-      </w:r>
-      <w:r>
-        <w:rPr>
-          <w:i/>
-          <w:iCs/>
-        </w:rPr>
-        <w:t xml:space="preserve">,</w:t>
-      </w:r>
-      <w:r>
-        <w:rPr>
-          <w:i/>
-          <w:iCs/>
-        </w:rPr>
-        <w:t xml:space="preserve"> </w:t>
-      </w:r>
-      <w:r>
-        <w:rPr>
-          <w:i/>
-          <w:iCs/>
-        </w:rPr>
-        <w:t xml:space="preserve">Unterrichtsentwicklung</w:t>
-      </w:r>
-      <w:r>
-        <w:rPr>
-          <w:i/>
-          <w:iCs/>
-        </w:rPr>
-        <w:t xml:space="preserve"> </w:t>
-      </w:r>
-      <w:r>
-        <w:rPr>
-          <w:i/>
-          <w:iCs/>
-        </w:rPr>
-        <w:t xml:space="preserve">und</w:t>
-      </w:r>
-      <w:r>
-        <w:rPr>
-          <w:i/>
-          <w:iCs/>
-        </w:rPr>
-        <w:t xml:space="preserve"> </w:t>
-      </w:r>
-      <w:r>
-        <w:rPr>
-          <w:i/>
-          <w:iCs/>
-        </w:rPr>
-        <w:t xml:space="preserve">Sch</w:t>
-      </w:r>
-      <w:r>
-        <w:rPr>
-          <w:i/>
-          <w:iCs/>
-        </w:rPr>
-        <w:t xml:space="preserve">ü</w:t>
-      </w:r>
-      <w:r>
-        <w:rPr>
-          <w:i/>
-          <w:iCs/>
-        </w:rPr>
-        <w:t xml:space="preserve">lerf</w:t>
-      </w:r>
-      <w:r>
-        <w:rPr>
-          <w:i/>
-          <w:iCs/>
-        </w:rPr>
-        <w:t xml:space="preserve">ö</w:t>
-      </w:r>
-      <w:r>
-        <w:rPr>
-          <w:i/>
-          <w:iCs/>
-        </w:rPr>
-        <w:t xml:space="preserve">rderung</w:t>
-      </w:r>
-      <w:r>
-        <w:rPr>
-          <w:i/>
-          <w:iCs/>
-        </w:rPr>
-        <w:t xml:space="preserve"> </w:t>
-      </w:r>
-      <w:r>
-        <w:rPr>
-          <w:i/>
-          <w:iCs/>
-        </w:rPr>
-        <w:t xml:space="preserve">als</w:t>
-      </w:r>
-      <w:r>
-        <w:rPr>
-          <w:i/>
-          <w:iCs/>
-        </w:rPr>
-        <w:t xml:space="preserve"> </w:t>
-      </w:r>
-      <w:r>
-        <w:rPr>
-          <w:i/>
-          <w:iCs/>
-        </w:rPr>
-        <w:t xml:space="preserve">Strategien</w:t>
-      </w:r>
-      <w:r>
-        <w:rPr>
-          <w:i/>
-          <w:iCs/>
-        </w:rPr>
-        <w:t xml:space="preserve"> </w:t>
-      </w:r>
-      <w:r>
-        <w:rPr>
-          <w:i/>
-          <w:iCs/>
-        </w:rPr>
-        <w:t xml:space="preserve">der</w:t>
-      </w:r>
-      <w:r>
-        <w:rPr>
-          <w:i/>
-          <w:iCs/>
-        </w:rPr>
-        <w:t xml:space="preserve"> </w:t>
-      </w:r>
-      <w:r>
-        <w:rPr>
-          <w:i/>
-          <w:iCs/>
-        </w:rPr>
-        <w:t xml:space="preserve">Qualit</w:t>
-      </w:r>
-      <w:r>
-        <w:rPr>
-          <w:i/>
-          <w:iCs/>
-        </w:rPr>
-        <w:t xml:space="preserve">ä</w:t>
-      </w:r>
-      <w:r>
-        <w:rPr>
-          <w:i/>
-          <w:iCs/>
-        </w:rPr>
-        <w:t xml:space="preserve">tsverbesserung</w:t>
-      </w:r>
-      <w:r>
-        <w:t xml:space="preserve"> </w:t>
-      </w:r>
-      <w:r>
-        <w:t xml:space="preserve">(S. 31–53). Waxmann.</w:t>
-      </w:r>
-    </w:p>
-    <w:bookmarkEnd w:id="114"/>
-    <w:bookmarkStart w:id="115" w:name="ref-kunze2008"/>
-    <w:p>
-      <w:pPr>
-        <w:pStyle w:val="Bibliography"/>
-      </w:pPr>
-      <w:r>
-        <w:t xml:space="preserve">Kunze, K., &amp; Stelmaszyk, B. (2008).</w:t>
-      </w:r>
-      <w:r>
-        <w:t xml:space="preserve"> </w:t>
-      </w:r>
-      <w:r>
-        <w:t xml:space="preserve">Biographien und Berufskarrieren von Lehrerinnen und Lehrern</w:t>
-      </w:r>
-      <w:r>
-        <w:t xml:space="preserve">. In W. Helsper &amp; J. Böhme (Hrsg.),</w:t>
-      </w:r>
-      <w:r>
-        <w:t xml:space="preserve"> </w:t>
-      </w:r>
-      <w:r>
-        <w:rPr>
-          <w:i/>
-          <w:iCs/>
-        </w:rPr>
-        <w:t xml:space="preserve">Handbuch der Schulforschung</w:t>
-      </w:r>
-      <w:r>
-        <w:t xml:space="preserve"> </w:t>
-      </w:r>
-      <w:r>
-        <w:t xml:space="preserve">(2. Aufl., S. 821–838). Springer VS.</w:t>
-      </w:r>
-    </w:p>
-    <w:bookmarkEnd w:id="115"/>
-    <w:bookmarkStart w:id="117" w:name="ref-lakens2022"/>
-    <w:p>
-      <w:pPr>
-        <w:pStyle w:val="Bibliography"/>
-      </w:pPr>
-      <w:r>
-        <w:t xml:space="preserve">Lakens, D. (2022). Sample size justification.</w:t>
-      </w:r>
-      <w:r>
-        <w:t xml:space="preserve"> </w:t>
-      </w:r>
-      <w:r>
-        <w:rPr>
-          <w:i/>
-          <w:iCs/>
-        </w:rPr>
-        <w:t xml:space="preserve">Collabra: Psychology</w:t>
-      </w:r>
-      <w:r>
-        <w:t xml:space="preserve">,</w:t>
-      </w:r>
-      <w:r>
-        <w:t xml:space="preserve"> </w:t>
-      </w:r>
-      <w:r>
-        <w:rPr>
-          <w:i/>
-          <w:iCs/>
-        </w:rPr>
-        <w:t xml:space="preserve">8</w:t>
-      </w:r>
-      <w:r>
-        <w:t xml:space="preserve">(1), 33267.</w:t>
-      </w:r>
-      <w:r>
-        <w:t xml:space="preserve"> </w:t>
-      </w:r>
-      <w:hyperlink r:id="rId116">
-        <w:r>
-          <w:rPr>
-            <w:rStyle w:val="Hyperlink"/>
-          </w:rPr>
-          <w:t xml:space="preserve">https://doi.org/10.1525/collabra.33267</w:t>
-        </w:r>
-      </w:hyperlink>
-    </w:p>
-    <w:bookmarkEnd w:id="117"/>
-    <w:bookmarkStart w:id="119" w:name="ref-lebel2018"/>
-    <w:p>
-      <w:pPr>
-        <w:pStyle w:val="Bibliography"/>
-      </w:pPr>
-      <w:r>
-        <w:t xml:space="preserve">LeBel, E. P., McCarthy, R. J., Earp, B. D., Elson, M., &amp; Vanpaemel, W. (2018). A unified framework to quantify the credibility of scientific findings.</w:t>
-      </w:r>
-      <w:r>
-        <w:t xml:space="preserve"> </w:t>
-      </w:r>
-      <w:r>
-        <w:rPr>
-          <w:i/>
-          <w:iCs/>
-        </w:rPr>
-        <w:t xml:space="preserve">Advances in Methods and Practices in Psychological Science</w:t>
-      </w:r>
-      <w:r>
-        <w:t xml:space="preserve">,</w:t>
-      </w:r>
-      <w:r>
-        <w:t xml:space="preserve"> </w:t>
-      </w:r>
-      <w:r>
-        <w:rPr>
-          <w:i/>
-          <w:iCs/>
-        </w:rPr>
-        <w:t xml:space="preserve">1</w:t>
-      </w:r>
-      <w:r>
-        <w:t xml:space="preserve">(3), 389–402.</w:t>
-      </w:r>
-      <w:r>
-        <w:t xml:space="preserve"> </w:t>
-      </w:r>
-      <w:hyperlink r:id="rId118">
-        <w:r>
-          <w:rPr>
-            <w:rStyle w:val="Hyperlink"/>
-          </w:rPr>
-          <w:t xml:space="preserve">https://doi.org/10.1177/2515245918787489</w:t>
-        </w:r>
-      </w:hyperlink>
-    </w:p>
-    <w:bookmarkEnd w:id="119"/>
-    <w:bookmarkStart w:id="121" w:name="ref-lemoine2019"/>
-    <w:p>
-      <w:pPr>
-        <w:pStyle w:val="Bibliography"/>
-      </w:pPr>
-      <w:r>
-        <w:t xml:space="preserve">Lemoine, N. P. (2019). Moving beyond noninformative priors: Why and how to choose weakly informative priors in Bayesian analyses.</w:t>
-      </w:r>
-      <w:r>
-        <w:t xml:space="preserve"> </w:t>
-      </w:r>
-      <w:r>
-        <w:rPr>
-          <w:i/>
-          <w:iCs/>
-        </w:rPr>
-        <w:t xml:space="preserve">Oikos</w:t>
-      </w:r>
-      <w:r>
-        <w:t xml:space="preserve">,</w:t>
-      </w:r>
-      <w:r>
-        <w:t xml:space="preserve"> </w:t>
-      </w:r>
-      <w:r>
-        <w:rPr>
-          <w:i/>
-          <w:iCs/>
-        </w:rPr>
-        <w:t xml:space="preserve">128</w:t>
-      </w:r>
-      <w:r>
-        <w:t xml:space="preserve">(7), 912–928.</w:t>
-      </w:r>
-      <w:r>
-        <w:t xml:space="preserve"> </w:t>
-      </w:r>
-      <w:hyperlink r:id="rId120">
-        <w:r>
-          <w:rPr>
-            <w:rStyle w:val="Hyperlink"/>
-          </w:rPr>
-          <w:t xml:space="preserve">https://doi.org/10.1111/oik.05985</w:t>
-        </w:r>
-      </w:hyperlink>
-    </w:p>
-    <w:bookmarkEnd w:id="121"/>
-    <w:bookmarkStart w:id="123" w:name="ref-luong2023"/>
-    <w:p>
-      <w:pPr>
-        <w:pStyle w:val="Bibliography"/>
-      </w:pPr>
-      <w:r>
-        <w:t xml:space="preserve">Luong, R., &amp; Flake, J. K. (2023). Measurement invariance testing using confirmatory factor analysis and alignment optimization:</w:t>
-      </w:r>
-      <w:r>
-        <w:t xml:space="preserve"> </w:t>
-      </w:r>
-      <w:r>
-        <w:t xml:space="preserve">A</w:t>
-      </w:r>
-      <w:r>
-        <w:t xml:space="preserve"> </w:t>
-      </w:r>
-      <w:r>
-        <w:t xml:space="preserve">tutorial for transparent analysis planning and reporting.</w:t>
-      </w:r>
-      <w:r>
-        <w:t xml:space="preserve"> </w:t>
-      </w:r>
-      <w:r>
-        <w:rPr>
-          <w:i/>
-          <w:iCs/>
-        </w:rPr>
-        <w:t xml:space="preserve">Psychological Methods</w:t>
-      </w:r>
-      <w:r>
-        <w:t xml:space="preserve">,</w:t>
-      </w:r>
-      <w:r>
-        <w:t xml:space="preserve"> </w:t>
-      </w:r>
-      <w:r>
-        <w:rPr>
-          <w:i/>
-          <w:iCs/>
-        </w:rPr>
-        <w:t xml:space="preserve">28</w:t>
-      </w:r>
-      <w:r>
-        <w:t xml:space="preserve">(4), 905–924.</w:t>
-      </w:r>
-      <w:r>
-        <w:t xml:space="preserve"> </w:t>
-      </w:r>
-      <w:hyperlink r:id="rId122">
-        <w:r>
-          <w:rPr>
-            <w:rStyle w:val="Hyperlink"/>
-          </w:rPr>
-          <w:t xml:space="preserve">https://doi.org/10.1037/met0000441</w:t>
-        </w:r>
-      </w:hyperlink>
-    </w:p>
-    <w:bookmarkEnd w:id="123"/>
-    <w:bookmarkStart w:id="125" w:name="ref-marsh2004"/>
-    <w:p>
-      <w:pPr>
-        <w:pStyle w:val="Bibliography"/>
-      </w:pPr>
-      <w:r>
-        <w:t xml:space="preserve">Marsh, H. W., Hau, K.-T., &amp; Wen, Z. (2004). In search of golden rules: Comment on hypothesis-testing approaches to setting cutoff values for fit indexes and dangers in overgeneralizing Hu and Bentler</w:t>
-      </w:r>
-      <w:r>
-        <w:t xml:space="preserve">’</w:t>
-      </w:r>
-      <w:r>
-        <w:t xml:space="preserve">s (1999) findings.</w:t>
-      </w:r>
-      <w:r>
-        <w:t xml:space="preserve"> </w:t>
-      </w:r>
-      <w:r>
-        <w:rPr>
-          <w:i/>
-          <w:iCs/>
-        </w:rPr>
-        <w:t xml:space="preserve">Structural Equation Modeling: A Multidisciplinary Journal</w:t>
-      </w:r>
-      <w:r>
-        <w:t xml:space="preserve">,</w:t>
-      </w:r>
-      <w:r>
-        <w:t xml:space="preserve"> </w:t>
-      </w:r>
-      <w:r>
-        <w:rPr>
-          <w:i/>
-          <w:iCs/>
-        </w:rPr>
-        <w:t xml:space="preserve">11</w:t>
-      </w:r>
-      <w:r>
-        <w:t xml:space="preserve">(3), 320–341.</w:t>
-      </w:r>
-      <w:r>
-        <w:t xml:space="preserve"> </w:t>
-      </w:r>
-      <w:hyperlink r:id="rId124">
-        <w:r>
-          <w:rPr>
-            <w:rStyle w:val="Hyperlink"/>
-          </w:rPr>
-          <w:t xml:space="preserve">https://doi.org/10.1207/s15328007sem1103_2</w:t>
-        </w:r>
-      </w:hyperlink>
-    </w:p>
-    <w:bookmarkEnd w:id="125"/>
-    <w:bookmarkStart w:id="127" w:name="ref-masnick2009"/>
-    <w:p>
-      <w:pPr>
-        <w:pStyle w:val="Bibliography"/>
-      </w:pPr>
-      <w:r>
-        <w:t xml:space="preserve">Masnick, A. M., &amp; Zimmerman, C. (2009). Evaluating scientific research in the context of prior belief:</w:t>
-      </w:r>
-      <w:r>
-        <w:t xml:space="preserve"> </w:t>
-      </w:r>
-      <w:r>
-        <w:t xml:space="preserve">Hindsight</w:t>
-      </w:r>
-      <w:r>
-        <w:t xml:space="preserve"> </w:t>
-      </w:r>
-      <w:r>
-        <w:t xml:space="preserve">Bias or Confirmation Bias?</w:t>
-      </w:r>
-      <w:r>
-        <w:t xml:space="preserve"> </w:t>
-      </w:r>
-      <w:r>
-        <w:rPr>
-          <w:i/>
-          <w:iCs/>
-        </w:rPr>
-        <w:t xml:space="preserve">Journal of Psychology of Science and Technology</w:t>
-      </w:r>
-      <w:r>
-        <w:t xml:space="preserve">,</w:t>
-      </w:r>
-      <w:r>
-        <w:t xml:space="preserve"> </w:t>
-      </w:r>
-      <w:r>
-        <w:rPr>
-          <w:i/>
-          <w:iCs/>
-        </w:rPr>
         <w:t xml:space="preserve">2</w:t>
       </w:r>
       <w:r>
@@ -8192,183 +8363,12 @@
       <w:r>
         <w:t xml:space="preserve"> </w:t>
       </w:r>
-      <w:hyperlink r:id="rId126">
+      <w:hyperlink r:id="rId131">
         <w:r>
           <w:rPr>
             <w:rStyle w:val="Hyperlink"/>
           </w:rPr>
           <w:t xml:space="preserve">https://doi.org/10.1891/1939-7054.2.1.29</w:t>
-        </w:r>
-      </w:hyperlink>
-    </w:p>
-    <w:bookmarkEnd w:id="127"/>
-    <w:bookmarkStart w:id="129" w:name="ref-merk2020"/>
-    <w:p>
-      <w:pPr>
-        <w:pStyle w:val="Bibliography"/>
-      </w:pPr>
-      <w:r>
-        <w:t xml:space="preserve">Merk, S. (2020).</w:t>
-      </w:r>
-      <w:r>
-        <w:t xml:space="preserve"> </w:t>
-      </w:r>
-      <w:r>
-        <w:t xml:space="preserve">Ü</w:t>
-      </w:r>
-      <w:r>
-        <w:t xml:space="preserve">berzeugungen</w:t>
-      </w:r>
-      <w:r>
-        <w:t xml:space="preserve">. In C. Cramer, J. König, M. Rothland, &amp; S. Blömeke (Hrsg.),</w:t>
-      </w:r>
-      <w:r>
-        <w:t xml:space="preserve"> </w:t>
-      </w:r>
-      <w:r>
-        <w:rPr>
-          <w:i/>
-          <w:iCs/>
-        </w:rPr>
-        <w:t xml:space="preserve">Handbuch Lehrerinnen- und Lehrerbildung</w:t>
-      </w:r>
-      <w:r>
-        <w:t xml:space="preserve">. Klinkhardt.</w:t>
-      </w:r>
-      <w:r>
-        <w:t xml:space="preserve"> </w:t>
-      </w:r>
-      <w:hyperlink r:id="rId128">
-        <w:r>
-          <w:rPr>
-            <w:rStyle w:val="Hyperlink"/>
-          </w:rPr>
-          <w:t xml:space="preserve">https://doi.org/10.35468/hblb2020-102</w:t>
-        </w:r>
-      </w:hyperlink>
-    </w:p>
-    <w:bookmarkEnd w:id="129"/>
-    <w:bookmarkStart w:id="130" w:name="ref-merk2017"/>
-    <w:p>
-      <w:pPr>
-        <w:pStyle w:val="Bibliography"/>
-      </w:pPr>
-      <w:r>
-        <w:t xml:space="preserve">Merk, S., Kelava, A., Schneider, J., Syring, M., &amp; Bohl, T. (2017). Teacher students</w:t>
-      </w:r>
-      <w:r>
-        <w:t xml:space="preserve">’</w:t>
-      </w:r>
-      <w:r>
-        <w:t xml:space="preserve"> </w:t>
-      </w:r>
-      <w:r>
-        <w:t xml:space="preserve">epistemic beliefs about general pedagogical knowledge: Topic-, source- and context specificity.</w:t>
-      </w:r>
-      <w:r>
-        <w:t xml:space="preserve"> </w:t>
-      </w:r>
-      <w:r>
-        <w:rPr>
-          <w:i/>
-          <w:iCs/>
-        </w:rPr>
-        <w:t xml:space="preserve">Journal for Educational Research Online</w:t>
-      </w:r>
-      <w:r>
-        <w:t xml:space="preserve">,</w:t>
-      </w:r>
-      <w:r>
-        <w:t xml:space="preserve"> </w:t>
-      </w:r>
-      <w:r>
-        <w:rPr>
-          <w:i/>
-          <w:iCs/>
-        </w:rPr>
-        <w:t xml:space="preserve">9</w:t>
-      </w:r>
-      <w:r>
-        <w:t xml:space="preserve">(1), 169–189.</w:t>
-      </w:r>
-    </w:p>
-    <w:bookmarkEnd w:id="130"/>
-    <w:bookmarkStart w:id="132" w:name="ref-merk2023"/>
-    <w:p>
-      <w:pPr>
-        <w:pStyle w:val="Bibliography"/>
-      </w:pPr>
-      <w:r>
-        <w:t xml:space="preserve">Merk, S., &amp; Schmidt, K. (2023).</w:t>
-      </w:r>
-      <w:r>
-        <w:t xml:space="preserve"> </w:t>
-      </w:r>
-      <w:r>
-        <w:t xml:space="preserve">Grundlegende Fragen an eine quantitativ-empirische Erfassung von Meta-Reflexivit</w:t>
-      </w:r>
-      <w:r>
-        <w:t xml:space="preserve">ä</w:t>
-      </w:r>
-      <w:r>
-        <w:t xml:space="preserve">t</w:t>
-      </w:r>
-      <w:r>
-        <w:t xml:space="preserve">. In C. Cramer (Hrsg.),</w:t>
-      </w:r>
-      <w:r>
-        <w:t xml:space="preserve"> </w:t>
-      </w:r>
-      <w:r>
-        <w:rPr>
-          <w:i/>
-          <w:iCs/>
-        </w:rPr>
-        <w:t xml:space="preserve">Meta-Reflexivit</w:t>
-      </w:r>
-      <w:r>
-        <w:rPr>
-          <w:i/>
-          <w:iCs/>
-        </w:rPr>
-        <w:t xml:space="preserve">ä</w:t>
-      </w:r>
-      <w:r>
-        <w:rPr>
-          <w:i/>
-          <w:iCs/>
-        </w:rPr>
-        <w:t xml:space="preserve">t und Professionalit</w:t>
-      </w:r>
-      <w:r>
-        <w:rPr>
-          <w:i/>
-          <w:iCs/>
-        </w:rPr>
-        <w:t xml:space="preserve">ä</w:t>
-      </w:r>
-      <w:r>
-        <w:rPr>
-          <w:i/>
-          <w:iCs/>
-        </w:rPr>
-        <w:t xml:space="preserve">t von Lehrpersonen. Theorieentwicklung und Forschungsperspektiven</w:t>
-      </w:r>
-      <w:r>
-        <w:t xml:space="preserve"> </w:t>
-      </w:r>
-      <w:r>
-        <w:t xml:space="preserve">(S. 143–154). Waxmann.</w:t>
-      </w:r>
-      <w:r>
-        <w:t xml:space="preserve"> </w:t>
-      </w:r>
-      <w:hyperlink r:id="rId131">
-        <w:r>
-          <w:rPr>
-            <w:rStyle w:val="Hyperlink"/>
-          </w:rPr>
-          <w:t xml:space="preserve">https://doi.org/10.31244/9783830998068</w:t>
         </w:r>
       </w:hyperlink>
     </w:p>

--- a/_manuscript/index.docx
+++ b/_manuscript/index.docx
@@ -443,7 +443,7 @@
         <w:t xml:space="preserve"> </w:t>
       </w:r>
       <w:r>
-        <w:t xml:space="preserve">nimmt die vorliegende Studie zum Anlass um a) zu versuchen, die von Cramer et al.</w:t>
+        <w:t xml:space="preserve">nimmt die vorliegende Studie zum Anlass um a) zu versuchen, die von Autoren</w:t>
       </w:r>
       <w:r>
         <w:t xml:space="preserve"> </w:t>
@@ -871,7 +871,7 @@
         <w:t xml:space="preserve"> </w:t>
       </w:r>
       <w:r>
-        <w:t xml:space="preserve">Eingang in die institutionalisierte Lehrpersonenbildung gefunden. Dies nahmen Cramer et al.</w:t>
+        <w:t xml:space="preserve">Eingang in die institutionalisierte Lehrpersonenbildung gefunden. Dies nahmen Autoren</w:t>
       </w:r>
       <w:r>
         <w:t xml:space="preserve"> </w:t>
@@ -1371,7 +1371,7 @@
         <w:t xml:space="preserve">)</w:t>
       </w:r>
       <w:r>
-        <w:t xml:space="preserve">. Jedoch sind die im vorherigen Abschnitt vorgestellten Theorien der Lehrpersonenprofessionalität hauptsächlich im deutschsprachigen Kontext prominent, so dass die Seltenheit empirischer Forschung bezüglich Überzeugungen hierzu nicht überrascht. Eine Ausnahme davon stellt die Arbeit von Cramer et al.</w:t>
+        <w:t xml:space="preserve">. Jedoch sind die im vorherigen Abschnitt vorgestellten Theorien der Lehrpersonenprofessionalität hauptsächlich im deutschsprachigen Kontext prominent, so dass die Seltenheit empirischer Forschung bezüglich Überzeugungen hierzu nicht überrascht. Eine Ausnahme davon stellt die Arbeit von Autoren</w:t>
       </w:r>
       <w:r>
         <w:t xml:space="preserve"> </w:t>
@@ -1452,7 +1452,7 @@
         <w:t xml:space="preserve"> </w:t>
       </w:r>
       <w:r>
-        <w:t xml:space="preserve">[kompetenzorientierter Ansatz]). Diese Items wurden im Zuge der Skalenentwicklung inhaltlich mit Expertinnen und Experten validiert und kognitiven Prätests unterzogen. Konfirmatorische Faktorenanalysen zeigten eine Überlegenheit einer vierdimensionalen Einfachstruktur, bei der jedes Item auf dem ihm a priori zugewiesenen Faktor (Professionalitätsansatz) lud, gegenüber einer einfaktoriellen Lösung. Jedoch lagen inkrementelle wie absolute (globale) Fitmaße unter einschlägigen Benchmarks. Daher führten Cramer et al.</w:t>
+        <w:t xml:space="preserve">[kompetenzorientierter Ansatz]). Diese Items wurden im Zuge der Skalenentwicklung inhaltlich mit Expertinnen und Experten validiert und kognitiven Prätests unterzogen. Konfirmatorische Faktorenanalysen zeigten eine Überlegenheit einer vierdimensionalen Einfachstruktur, bei der jedes Item auf dem ihm a priori zugewiesenen Faktor (Professionalitätsansatz) lud, gegenüber einer einfaktoriellen Lösung. Jedoch lagen inkrementelle wie absolute (globale) Fitmaße unter einschlägigen Benchmarks. Daher führten Autoren</w:t>
       </w:r>
       <w:r>
         <w:t xml:space="preserve"> </w:t>
@@ -1475,7 +1475,7 @@
         <w:t xml:space="preserve"> </w:t>
       </w:r>
       <w:r>
-        <w:t xml:space="preserve">im Anschluss eine explorative Faktorenanalyse durch, die drei Faktoren ergab. Diese wurden 1) Professionalität als schulisches Handeln, 2) Professionalität als Anwendbarkeit von Wissen und Können sowie 3) Professionalität als reflexive Haltung genannt. Diese dreidimensionale a posteriori beschriebene Struktur, ist der a priori postulierten Struktur noch ähnlich, da sie nur durch Vertauschung von 6 (inhaltlich sehr plausiblen) Items aus der a priori angenommenen Struktur entsteht (Adjusted Rand Index .29). Unabhängig davon bleibt jedoch unklar, inwiefern das Instrument von Cramer et al.</w:t>
+        <w:t xml:space="preserve">im Anschluss eine explorative Faktorenanalyse durch, die drei Faktoren ergab. Diese wurden 1) Professionalität als schulisches Handeln, 2) Professionalität als Anwendbarkeit von Wissen und Können sowie 3) Professionalität als reflexive Haltung genannt. Diese dreidimensionale a posteriori beschriebene Struktur, ist der a priori postulierten Struktur noch ähnlich, da sie nur durch Vertauschung von 6 (inhaltlich sehr plausiblen) Items aus der a priori angenommenen Struktur entsteht (Adjusted Rand Index .29). Unabhängig davon bleibt jedoch unklar, inwiefern das Instrument von Autoren</w:t>
       </w:r>
       <w:r>
         <w:t xml:space="preserve"> </w:t>
@@ -1518,7 +1518,7 @@
         <w:t xml:space="preserve">)</w:t>
       </w:r>
       <w:r>
-        <w:t xml:space="preserve">: So sind die Ergebnisse auch mit der Annahme vereinbar, dass Lehrpersonen intuitiv Professionalität völlig unähnlich zu den Bildungswissenschaften fassen, den bildungswissenschaftlichen Überlegungen das erste Mal beim Beantworten des Fragebogens begegnen und daher das Instrument von Cramer et al.</w:t>
+        <w:t xml:space="preserve">: So sind die Ergebnisse auch mit der Annahme vereinbar, dass Lehrpersonen intuitiv Professionalität völlig unähnlich zu den Bildungswissenschaften fassen, den bildungswissenschaftlichen Überlegungen das erste Mal beim Beantworten des Fragebogens begegnen und daher das Instrument von Autoren</w:t>
       </w:r>
       <w:r>
         <w:t xml:space="preserve"> </w:t>
@@ -1541,7 +1541,7 @@
         <w:t xml:space="preserve"> </w:t>
       </w:r>
       <w:r>
-        <w:t xml:space="preserve">eher spontane Urteilsbildungen erfasst als bestehende Überzeugungen. Die vorliegende Studie möchte zur Aufklärung dieser Unklarheiten beitragen, indem sie Professionalitätsüberzeugungen von Lehrpersonen zunächst mit einem offenen Item und anschließend mit dem Instrument von Cramer et al.</w:t>
+        <w:t xml:space="preserve">eher spontane Urteilsbildungen erfasst als bestehende Überzeugungen. Die vorliegende Studie möchte zur Aufklärung dieser Unklarheiten beitragen, indem sie Professionalitätsüberzeugungen von Lehrpersonen zunächst mit einem offenen Item und anschließend mit dem Instrument von Autoren</w:t>
       </w:r>
       <w:r>
         <w:t xml:space="preserve"> </w:t>
@@ -1610,7 +1610,7 @@
         <w:pStyle w:val="FirstParagraph"/>
       </w:pPr>
       <w:r>
-        <w:t xml:space="preserve">Lässt sich die von Cramer et al.</w:t>
+        <w:t xml:space="preserve">Lässt sich die von Autoren</w:t>
       </w:r>
       <w:r>
         <w:t xml:space="preserve"> </w:t>
@@ -1633,7 +1633,7 @@
         <w:t xml:space="preserve"> </w:t>
       </w:r>
       <w:r>
-        <w:t xml:space="preserve">gefundene Faktorenstruktur domänenspezifisch (Fachdidaktik Deutsch) replizieren? Wir erwarten, dass die von Cramer et al.</w:t>
+        <w:t xml:space="preserve">gefundene Faktorenstruktur domänenspezifisch (Fachdidaktik Deutsch) replizieren? Wir erwarten, dass die von Autoren</w:t>
       </w:r>
       <w:r>
         <w:t xml:space="preserve"> </w:t>
@@ -1682,7 +1682,7 @@
         <w:pStyle w:val="BodyText"/>
       </w:pPr>
       <w:r>
-        <w:t xml:space="preserve">Da die untersuchten Effekte und Hypothesen in den Forschungsfragen 1 &amp; 2 dieselben wie bei Cramer et al.</w:t>
+        <w:t xml:space="preserve">Da die untersuchten Effekte und Hypothesen in den Forschungsfragen 1 &amp; 2 dieselben wie bei Autoren</w:t>
       </w:r>
       <w:r>
         <w:t xml:space="preserve"> </w:t>
@@ -1883,7 +1883,7 @@
         <w:t xml:space="preserve">Wir interessieren uns nun dafür, was Ihrer Ansicht nach »Professionalität« einer Lehrperson ausmacht. Bitte antworten Sie in ganzen Sätzen um Missverständnisse zu vermeiden und formulieren Sie möglichst drei Aspekte. Eine »professionelle« Lehrperson …</w:t>
       </w:r>
       <w:r>
-        <w:t xml:space="preserve">”). Danach wurde den Lehrpersonen das Instrument von Cramer et al.</w:t>
+        <w:t xml:space="preserve">”). Danach wurde den Lehrpersonen das Instrument von Autoren</w:t>
       </w:r>
       <w:r>
         <w:t xml:space="preserve"> </w:t>
@@ -2095,7 +2095,7 @@
         <w:pStyle w:val="FirstParagraph"/>
       </w:pPr>
       <w:r>
-        <w:t xml:space="preserve">Um die Faktorenstruktur der 16 geschlossenen Items zu evaluieren, wurde wie präregistriert vorgegangen: Es wurde ein eindimensionales Modell, weiterhin ein vierdimensionales Modell das die a priori Struktur (strukturtheoretischer, kompetenzorientierter, berufsbiografischer und meta-reflektiver Ansatz) beinhaltet, und schließlich ein vierdimensionales Modell, das die empirisch von Cramer et al.</w:t>
+        <w:t xml:space="preserve">Um die Faktorenstruktur der 16 geschlossenen Items zu evaluieren, wurde wie präregistriert vorgegangen: Es wurde ein eindimensionales Modell, weiterhin ein vierdimensionales Modell das die a priori Struktur (strukturtheoretischer, kompetenzorientierter, berufsbiografischer und meta-reflektiver Ansatz) beinhaltet, und schließlich ein vierdimensionales Modell, das die empirisch von Autoren</w:t>
       </w:r>
       <w:r>
         <w:t xml:space="preserve"> </w:t>
@@ -2282,7 +2282,7 @@
         <w:pStyle w:val="BodyText"/>
       </w:pPr>
       <w:r>
-        <w:t xml:space="preserve">Um zu eruieren, inwiefern diese offenen Antworten Ideen der vier oben beschriebenen bildungswissenschaftlichen Ansätze enthalten, wurde die Ähnlichkeit aller Antworten zu allen Items des Instrumentes von Cramer et al.</w:t>
+        <w:t xml:space="preserve">Um zu eruieren, inwiefern diese offenen Antworten Ideen der vier oben beschriebenen bildungswissenschaftlichen Ansätze enthalten, wurde die Ähnlichkeit aller Antworten zu allen Items des Instrumentes von Autoren</w:t>
       </w:r>
       <w:r>
         <w:t xml:space="preserve"> </w:t>
@@ -2496,7 +2496,7 @@
         <w:pStyle w:val="FirstParagraph"/>
       </w:pPr>
       <w:r>
-        <w:t xml:space="preserve">Da Forschungsfrage 2 sich für die Replikation der Ergebnisse von Cramer et al.</w:t>
+        <w:t xml:space="preserve">Da Forschungsfrage 2 sich für die Replikation der Ergebnisse von Autoren</w:t>
       </w:r>
       <w:r>
         <w:t xml:space="preserve"> </w:t>
@@ -2679,7 +2679,7 @@
         <w:t xml:space="preserve"> </w:t>
       </w:r>
       <w:r>
-        <w:t xml:space="preserve">≤ 0.30). Dies ist plausibel, da die Items von Cramer et al.</w:t>
+        <w:t xml:space="preserve">≤ 0.30). Dies ist plausibel, da die Items von Autoren</w:t>
       </w:r>
       <w:r>
         <w:t xml:space="preserve"> </w:t>
@@ -2751,7 +2751,7 @@
         <w:pStyle w:val="FirstParagraph"/>
       </w:pPr>
       <w:r>
-        <w:t xml:space="preserve">Die vorliegende Arbeit hat drei zentrale Ergebnisse: Erstens enthalten offene Antworten von Lehrpersonen auf die Frage, was „Professionalität” in der Deutsch-Fachdidaktik (Sprache) bzw. im Allgemeinen ausmacht, auch die Ideen bildungswissenschaftlicher Professionalitätsansätze (strukturtheoretischer, meta-reflexiver, kompetenzorientierter und berufsbiographischer Ansatz). Zweitens konnte im Instrument mit geschlossenen Items zur Erfassung von Professionalitätsüberzeugungen von Cramer at al.</w:t>
+        <w:t xml:space="preserve">Die vorliegende Arbeit hat drei zentrale Ergebnisse: Erstens enthalten offene Antworten von Lehrpersonen auf die Frage, was „Professionalität” in der Deutsch-Fachdidaktik (Sprache) bzw. im Allgemeinen ausmacht, auch die Ideen bildungswissenschaftlicher Professionalitätsansätze (strukturtheoretischer, meta-reflexiver, kompetenzorientierter und berufsbiographischer Ansatz). Zweitens konnte im Instrument mit geschlossenen Items zur Erfassung von Professionalitätsüberzeugungen von Autoren</w:t>
       </w:r>
       <w:r>
         <w:t xml:space="preserve"> </w:t>
@@ -2774,7 +2774,7 @@
         <w:t xml:space="preserve"> </w:t>
       </w:r>
       <w:r>
-        <w:t xml:space="preserve">der Ausschluss einer eindimensionalen und einer a priori Struktur (vier Faktoren für strukturtheoretischen, meta-reflexiven, kompetenzorientierten und berufsbiographischen Ansatz) repliziert werden. Die von Cramer at al.</w:t>
+        <w:t xml:space="preserve">der Ausschluss einer eindimensionalen und einer a priori Struktur (vier Faktoren für strukturtheoretischen, meta-reflexiven, kompetenzorientierten und berufsbiographischen Ansatz) repliziert werden. Die von Autoren</w:t>
       </w:r>
       <w:r>
         <w:t xml:space="preserve"> </w:t>
@@ -2847,7 +2847,7 @@
         <w:br/>
       </w:r>
       <w:r>
-        <w:t xml:space="preserve">Als zentrale Stärke der vorliegenden Studie kann sicher deren externe Validität hervorgehoben werden: Forschungsfragen 1 und 2 wurden mit einer Stichprobe von aktiven Deutschlehrpersonen bearbeitet, deren Größe a priori mit einer Poweranalyse determiniert wurde. Für Forschungsfrage 3 wurde zudem eine repräsentative Stichprobe von Lehrpersonen reanalysiert. Dem stehen Schwächen der Studie – insbesondere die Konstruktvalidität betreffend – entgehen, sowohl bezüglich der geschlossenen als auch der offenen Erfassung der Professionalitätsüberzeugungen: Die schwache absolute Ausprägung der Fit-Indices der konfirmatischen Faktorenanalysen lassen offenen, inwiefern die in Forschungsfrage 3 angestellten Vergleiche globaler und domänenspezifischer Professionalitätsüberzeugungen überhaupt sinnvoll sind, da unklar bleibt, inwiefern die von Cramer et al.</w:t>
+        <w:t xml:space="preserve">Als zentrale Stärke der vorliegenden Studie kann sicher deren externe Validität hervorgehoben werden: Forschungsfragen 1 und 2 wurden mit einer Stichprobe von aktiven Deutschlehrpersonen bearbeitet, deren Größe a priori mit einer Poweranalyse determiniert wurde. Für Forschungsfrage 3 wurde zudem eine repräsentative Stichprobe von Lehrpersonen reanalysiert. Dem stehen Schwächen der Studie – insbesondere die Konstruktvalidität betreffend – entgehen, sowohl bezüglich der geschlossenen als auch der offenen Erfassung der Professionalitätsüberzeugungen: Die schwache absolute Ausprägung der Fit-Indices der konfirmatischen Faktorenanalysen lassen offenen, inwiefern die in Forschungsfrage 3 angestellten Vergleiche globaler und domänenspezifischer Professionalitätsüberzeugungen überhaupt sinnvoll sind, da unklar bleibt, inwiefern die von Autoren</w:t>
       </w:r>
       <w:r>
         <w:t xml:space="preserve"> </w:t>
